--- a/legal/Milestamp-Pilot-Licence-Agreement-DRAFT.docx
+++ b/legal/Milestamp-Pilot-Licence-Agreement-DRAFT.docx
@@ -5,7 +5,7 @@
     <w:p>
       <w:pPr>
         <w:pStyle w:val="Heading1"/>
-        <w:divId w:val="21782111"/>
+        <w:divId w:val="211187090"/>
         <w:rPr>
           <w:rFonts w:ascii="Georgia" w:eastAsia="Times New Roman" w:hAnsi="Georgia"/>
           <w:color w:val="1A1A1A"/>
@@ -23,7 +23,7 @@
       <w:pPr>
         <w:shd w:val="clear" w:color="auto" w:fill="FDF3D7"/>
         <w:jc w:val="center"/>
-        <w:divId w:val="606275791"/>
+        <w:divId w:val="609093348"/>
         <w:rPr>
           <w:rFonts w:ascii="Arial" w:eastAsia="Times New Roman" w:hAnsi="Arial" w:cs="Arial"/>
           <w:color w:val="8A6D1F"/>
@@ -55,7 +55,7 @@
     <w:p>
       <w:pPr>
         <w:pStyle w:val="NormalWeb"/>
-        <w:divId w:val="21782111"/>
+        <w:divId w:val="211187090"/>
         <w:rPr>
           <w:rFonts w:ascii="Georgia" w:hAnsi="Georgia"/>
           <w:color w:val="1A1A1A"/>
@@ -114,7 +114,7 @@
     <w:p>
       <w:pPr>
         <w:pStyle w:val="clause"/>
-        <w:divId w:val="21782111"/>
+        <w:divId w:val="211187090"/>
         <w:rPr>
           <w:rFonts w:ascii="Georgia" w:hAnsi="Georgia"/>
           <w:color w:val="1A1A1A"/>
@@ -221,7 +221,7 @@
     <w:p>
       <w:pPr>
         <w:pStyle w:val="clause"/>
-        <w:divId w:val="21782111"/>
+        <w:divId w:val="211187090"/>
         <w:rPr>
           <w:rFonts w:ascii="Georgia" w:hAnsi="Georgia"/>
           <w:color w:val="1A1A1A"/>
@@ -367,7 +367,7 @@
     <w:p>
       <w:pPr>
         <w:pStyle w:val="Heading2"/>
-        <w:divId w:val="21782111"/>
+        <w:divId w:val="211187090"/>
         <w:rPr>
           <w:rFonts w:ascii="Georgia" w:eastAsia="Times New Roman" w:hAnsi="Georgia"/>
           <w:color w:val="1A1A1A"/>
@@ -384,7 +384,7 @@
     <w:p>
       <w:pPr>
         <w:pStyle w:val="clause"/>
-        <w:divId w:val="21782111"/>
+        <w:divId w:val="211187090"/>
         <w:rPr>
           <w:rFonts w:ascii="Georgia" w:hAnsi="Georgia"/>
           <w:color w:val="1A1A1A"/>
@@ -455,7 +455,7 @@
     <w:p>
       <w:pPr>
         <w:pStyle w:val="clause"/>
-        <w:divId w:val="21782111"/>
+        <w:divId w:val="211187090"/>
         <w:rPr>
           <w:rFonts w:ascii="Georgia" w:hAnsi="Georgia"/>
           <w:color w:val="1A1A1A"/>
@@ -526,7 +526,7 @@
     <w:p>
       <w:pPr>
         <w:pStyle w:val="clause"/>
-        <w:divId w:val="21782111"/>
+        <w:divId w:val="211187090"/>
         <w:rPr>
           <w:rFonts w:ascii="Georgia" w:hAnsi="Georgia"/>
           <w:color w:val="1A1A1A"/>
@@ -566,7 +566,7 @@
     <w:p>
       <w:pPr>
         <w:pStyle w:val="clause"/>
-        <w:divId w:val="21782111"/>
+        <w:divId w:val="211187090"/>
         <w:rPr>
           <w:rFonts w:ascii="Georgia" w:hAnsi="Georgia"/>
           <w:color w:val="1A1A1A"/>
@@ -633,7 +633,7 @@
     <w:p>
       <w:pPr>
         <w:pStyle w:val="Heading2"/>
-        <w:divId w:val="21782111"/>
+        <w:divId w:val="211187090"/>
         <w:rPr>
           <w:rFonts w:ascii="Georgia" w:eastAsia="Times New Roman" w:hAnsi="Georgia"/>
           <w:color w:val="1A1A1A"/>
@@ -650,7 +650,7 @@
     <w:p>
       <w:pPr>
         <w:pStyle w:val="clause"/>
-        <w:divId w:val="21782111"/>
+        <w:divId w:val="211187090"/>
         <w:rPr>
           <w:rFonts w:ascii="Georgia" w:hAnsi="Georgia"/>
           <w:color w:val="1A1A1A"/>
@@ -684,7 +684,7 @@
           <w:sz w:val="22"/>
           <w:szCs w:val="22"/>
         </w:rPr>
-        <w:t xml:space="preserve">The Provider grants the Client a non-exclusive, non-transferable licence to use the Service </w:t>
+        <w:t xml:space="preserve">The Provider grants the Client a non-exclusive, non-transferable licence to use the Service at its </w:t>
       </w:r>
       <w:r>
         <w:rPr>
@@ -695,96 +695,16 @@
           <w:sz w:val="22"/>
           <w:szCs w:val="22"/>
         </w:rPr>
-        <w:t>for the Programme only</w:t>
-      </w:r>
-      <w:r>
-        <w:rPr>
-          <w:rFonts w:ascii="Georgia" w:hAnsi="Georgia"/>
-          <w:color w:val="1A1A1A"/>
-          <w:sz w:val="22"/>
-          <w:szCs w:val="22"/>
-        </w:rPr>
-        <w:t>, for the Term of this agreement.</w:t>
-      </w:r>
-    </w:p>
-    <w:p>
-      <w:pPr>
-        <w:pStyle w:val="clause"/>
-        <w:divId w:val="21782111"/>
-        <w:rPr>
-          <w:rFonts w:ascii="Georgia" w:hAnsi="Georgia"/>
-          <w:color w:val="1A1A1A"/>
-          <w:sz w:val="22"/>
-          <w:szCs w:val="22"/>
-        </w:rPr>
-      </w:pPr>
-      <w:r>
-        <w:rPr>
-          <w:rStyle w:val="num1"/>
-          <w:rFonts w:ascii="Georgia" w:hAnsi="Georgia"/>
-          <w:color w:val="1A1A1A"/>
-          <w:sz w:val="22"/>
-          <w:szCs w:val="22"/>
-        </w:rPr>
-        <w:t>1.2</w:t>
-      </w:r>
-      <w:r>
-        <w:rPr>
-          <w:rFonts w:ascii="Georgia" w:hAnsi="Georgia"/>
-          <w:color w:val="1A1A1A"/>
-          <w:sz w:val="22"/>
-          <w:szCs w:val="22"/>
-        </w:rPr>
-        <w:t xml:space="preserve"> The licence does not include source code, the right to sub-license, or use of the Service for any other programme, brand, or client of the Client without a separate written agreement.</w:t>
-      </w:r>
-    </w:p>
-    <w:p>
-      <w:pPr>
-        <w:pStyle w:val="Heading2"/>
-        <w:divId w:val="21782111"/>
-        <w:rPr>
-          <w:rFonts w:ascii="Georgia" w:eastAsia="Times New Roman" w:hAnsi="Georgia"/>
-          <w:color w:val="1A1A1A"/>
-        </w:rPr>
-      </w:pPr>
-      <w:r>
-        <w:rPr>
-          <w:rFonts w:ascii="Georgia" w:eastAsia="Times New Roman" w:hAnsi="Georgia"/>
-          <w:color w:val="1A1A1A"/>
-        </w:rPr>
-        <w:t>2. Term, pilot period and fees</w:t>
-      </w:r>
-    </w:p>
-    <w:p>
-      <w:pPr>
-        <w:pStyle w:val="clause"/>
-        <w:divId w:val="21782111"/>
-        <w:rPr>
-          <w:rFonts w:ascii="Georgia" w:hAnsi="Georgia"/>
-          <w:color w:val="1A1A1A"/>
-          <w:sz w:val="22"/>
-          <w:szCs w:val="22"/>
-        </w:rPr>
-      </w:pPr>
-      <w:r>
-        <w:rPr>
-          <w:rStyle w:val="num1"/>
-          <w:rFonts w:ascii="Georgia" w:hAnsi="Georgia"/>
-          <w:color w:val="1A1A1A"/>
-          <w:sz w:val="22"/>
-          <w:szCs w:val="22"/>
-        </w:rPr>
-        <w:lastRenderedPageBreak/>
-        <w:t>2.1</w:t>
-      </w:r>
-      <w:r>
-        <w:rPr>
-          <w:rFonts w:ascii="Georgia" w:hAnsi="Georgia"/>
-          <w:color w:val="1A1A1A"/>
-          <w:sz w:val="22"/>
-          <w:szCs w:val="22"/>
-        </w:rPr>
-        <w:t xml:space="preserve"> "</w:t>
+        <w:t>"Milestamp Standard" tier</w:t>
+      </w:r>
+      <w:r>
+        <w:rPr>
+          <w:rFonts w:ascii="Georgia" w:hAnsi="Georgia"/>
+          <w:color w:val="1A1A1A"/>
+          <w:sz w:val="22"/>
+          <w:szCs w:val="22"/>
+        </w:rPr>
+        <w:t xml:space="preserve"> (summarised in Schedule 1) </w:t>
       </w:r>
       <w:r>
         <w:rPr>
@@ -795,47 +715,78 @@
           <w:sz w:val="22"/>
           <w:szCs w:val="22"/>
         </w:rPr>
-        <w:t>Go-Live Date</w:t>
-      </w:r>
-      <w:r>
-        <w:rPr>
-          <w:rFonts w:ascii="Georgia" w:hAnsi="Georgia"/>
-          <w:color w:val="1A1A1A"/>
-          <w:sz w:val="22"/>
-          <w:szCs w:val="22"/>
-        </w:rPr>
-        <w:t>" means the date the first real Programme student is enrolled into the Service. The parties will record the Go-Live Date by email on the day it happens.</w:t>
-      </w:r>
-    </w:p>
-    <w:p>
-      <w:pPr>
-        <w:pStyle w:val="clause"/>
-        <w:divId w:val="21782111"/>
-        <w:rPr>
-          <w:rFonts w:ascii="Georgia" w:hAnsi="Georgia"/>
-          <w:color w:val="1A1A1A"/>
-          <w:sz w:val="22"/>
-          <w:szCs w:val="22"/>
-        </w:rPr>
-      </w:pPr>
-      <w:r>
-        <w:rPr>
-          <w:rStyle w:val="num1"/>
-          <w:rFonts w:ascii="Georgia" w:hAnsi="Georgia"/>
-          <w:color w:val="1A1A1A"/>
-          <w:sz w:val="22"/>
-          <w:szCs w:val="22"/>
-        </w:rPr>
-        <w:t>2.2</w:t>
-      </w:r>
-      <w:r>
-        <w:rPr>
-          <w:rFonts w:ascii="Georgia" w:hAnsi="Georgia"/>
-          <w:color w:val="1A1A1A"/>
-          <w:sz w:val="22"/>
-          <w:szCs w:val="22"/>
-        </w:rPr>
-        <w:t xml:space="preserve"> The "</w:t>
+        <w:t>for the Programme only</w:t>
+      </w:r>
+      <w:r>
+        <w:rPr>
+          <w:rFonts w:ascii="Georgia" w:hAnsi="Georgia"/>
+          <w:color w:val="1A1A1A"/>
+          <w:sz w:val="22"/>
+          <w:szCs w:val="22"/>
+        </w:rPr>
+        <w:t>, for the Term of this agreement.</w:t>
+      </w:r>
+    </w:p>
+    <w:p>
+      <w:pPr>
+        <w:pStyle w:val="clause"/>
+        <w:divId w:val="211187090"/>
+        <w:rPr>
+          <w:rFonts w:ascii="Georgia" w:hAnsi="Georgia"/>
+          <w:color w:val="1A1A1A"/>
+          <w:sz w:val="22"/>
+          <w:szCs w:val="22"/>
+        </w:rPr>
+      </w:pPr>
+      <w:r>
+        <w:rPr>
+          <w:rStyle w:val="num1"/>
+          <w:rFonts w:ascii="Georgia" w:hAnsi="Georgia"/>
+          <w:color w:val="1A1A1A"/>
+          <w:sz w:val="22"/>
+          <w:szCs w:val="22"/>
+        </w:rPr>
+        <w:t>1.2</w:t>
+      </w:r>
+      <w:r>
+        <w:rPr>
+          <w:rFonts w:ascii="Georgia" w:hAnsi="Georgia"/>
+          <w:color w:val="1A1A1A"/>
+          <w:sz w:val="22"/>
+          <w:szCs w:val="22"/>
+        </w:rPr>
+        <w:t xml:space="preserve"> The licence does not include source code, the right to sub-license, or use of the Service for any other programme, brand, or client of the Client without a separate written agreement.</w:t>
+      </w:r>
+    </w:p>
+    <w:p>
+      <w:pPr>
+        <w:pStyle w:val="clause"/>
+        <w:divId w:val="211187090"/>
+        <w:rPr>
+          <w:rFonts w:ascii="Georgia" w:hAnsi="Georgia"/>
+          <w:color w:val="1A1A1A"/>
+          <w:sz w:val="22"/>
+          <w:szCs w:val="22"/>
+        </w:rPr>
+      </w:pPr>
+      <w:r>
+        <w:rPr>
+          <w:rStyle w:val="num1"/>
+          <w:rFonts w:ascii="Georgia" w:hAnsi="Georgia"/>
+          <w:color w:val="1A1A1A"/>
+          <w:sz w:val="22"/>
+          <w:szCs w:val="22"/>
+        </w:rPr>
+        <w:t>1.3</w:t>
+      </w:r>
+      <w:r>
+        <w:rPr>
+          <w:rFonts w:ascii="Georgia" w:hAnsi="Georgia"/>
+          <w:color w:val="1A1A1A"/>
+          <w:sz w:val="22"/>
+          <w:szCs w:val="22"/>
+        </w:rPr>
+        <w:t xml:space="preserve"> The licence covers </w:t>
       </w:r>
       <w:r>
         <w:rPr>
@@ -846,38 +797,7 @@
           <w:sz w:val="22"/>
           <w:szCs w:val="22"/>
         </w:rPr>
-        <w:t>Pilot Period</w:t>
-      </w:r>
-      <w:r>
-        <w:rPr>
-          <w:rFonts w:ascii="Georgia" w:hAnsi="Georgia"/>
-          <w:color w:val="1A1A1A"/>
-          <w:sz w:val="22"/>
-          <w:szCs w:val="22"/>
-        </w:rPr>
-        <w:t>" is the six (6) months from the Go-Live Date, used to measure the Service against the metrics in Schedule 1.</w:t>
-      </w:r>
-    </w:p>
-    <w:p>
-      <w:pPr>
-        <w:pStyle w:val="clause"/>
-        <w:divId w:val="21782111"/>
-        <w:rPr>
-          <w:rFonts w:ascii="Georgia" w:hAnsi="Georgia"/>
-          <w:color w:val="1A1A1A"/>
-          <w:sz w:val="22"/>
-          <w:szCs w:val="22"/>
-        </w:rPr>
-      </w:pPr>
-      <w:r>
-        <w:rPr>
-          <w:rStyle w:val="num1"/>
-          <w:rFonts w:ascii="Georgia" w:hAnsi="Georgia"/>
-          <w:color w:val="1A1A1A"/>
-          <w:sz w:val="22"/>
-          <w:szCs w:val="22"/>
-        </w:rPr>
-        <w:t>2.3</w:t>
+        <w:t>unlimited active students</w:t>
       </w:r>
       <w:r>
         <w:rPr>
@@ -887,6 +807,73 @@
           <w:szCs w:val="22"/>
         </w:rPr>
         <w:t xml:space="preserve"> </w:t>
+      </w:r>
+      <w:r>
+        <w:rPr>
+          <w:rFonts w:ascii="Georgia" w:hAnsi="Georgia"/>
+          <w:color w:val="1A1A1A"/>
+          <w:sz w:val="22"/>
+          <w:szCs w:val="22"/>
+        </w:rPr>
+        <w:t xml:space="preserve">in the Programme — the fee never varies with student count — subject to a fair-use boundary of 1,000 active students in the Programme at </w:t>
+      </w:r>
+      <w:r>
+        <w:rPr>
+          <w:rFonts w:ascii="Georgia" w:hAnsi="Georgia"/>
+          <w:color w:val="1A1A1A"/>
+          <w:sz w:val="22"/>
+          <w:szCs w:val="22"/>
+        </w:rPr>
+        <w:lastRenderedPageBreak/>
+        <w:t>any one time, beyond which the parties will agree enterprise terms in good faith.</w:t>
+      </w:r>
+    </w:p>
+    <w:p>
+      <w:pPr>
+        <w:pStyle w:val="Heading2"/>
+        <w:divId w:val="211187090"/>
+        <w:rPr>
+          <w:rFonts w:ascii="Georgia" w:eastAsia="Times New Roman" w:hAnsi="Georgia"/>
+          <w:color w:val="1A1A1A"/>
+        </w:rPr>
+      </w:pPr>
+      <w:r>
+        <w:rPr>
+          <w:rFonts w:ascii="Georgia" w:eastAsia="Times New Roman" w:hAnsi="Georgia"/>
+          <w:color w:val="1A1A1A"/>
+        </w:rPr>
+        <w:t>2. Term, pilot period and fees</w:t>
+      </w:r>
+    </w:p>
+    <w:p>
+      <w:pPr>
+        <w:pStyle w:val="clause"/>
+        <w:divId w:val="211187090"/>
+        <w:rPr>
+          <w:rFonts w:ascii="Georgia" w:hAnsi="Georgia"/>
+          <w:color w:val="1A1A1A"/>
+          <w:sz w:val="22"/>
+          <w:szCs w:val="22"/>
+        </w:rPr>
+      </w:pPr>
+      <w:r>
+        <w:rPr>
+          <w:rStyle w:val="num1"/>
+          <w:rFonts w:ascii="Georgia" w:hAnsi="Georgia"/>
+          <w:color w:val="1A1A1A"/>
+          <w:sz w:val="22"/>
+          <w:szCs w:val="22"/>
+        </w:rPr>
+        <w:t>2.1</w:t>
+      </w:r>
+      <w:r>
+        <w:rPr>
+          <w:rFonts w:ascii="Georgia" w:hAnsi="Georgia"/>
+          <w:color w:val="1A1A1A"/>
+          <w:sz w:val="22"/>
+          <w:szCs w:val="22"/>
+        </w:rPr>
+        <w:t xml:space="preserve"> "</w:t>
       </w:r>
       <w:r>
         <w:rPr>
@@ -897,16 +884,47 @@
           <w:sz w:val="22"/>
           <w:szCs w:val="22"/>
         </w:rPr>
-        <w:t>Fees:</w:t>
-      </w:r>
-      <w:r>
-        <w:rPr>
-          <w:rFonts w:ascii="Georgia" w:hAnsi="Georgia"/>
-          <w:color w:val="1A1A1A"/>
-          <w:sz w:val="22"/>
-          <w:szCs w:val="22"/>
-        </w:rPr>
-        <w:t xml:space="preserve"> the Service is provided at no charge from the Go-Live Date until day 90. </w:t>
+        <w:t>Go-Live Date</w:t>
+      </w:r>
+      <w:r>
+        <w:rPr>
+          <w:rFonts w:ascii="Georgia" w:hAnsi="Georgia"/>
+          <w:color w:val="1A1A1A"/>
+          <w:sz w:val="22"/>
+          <w:szCs w:val="22"/>
+        </w:rPr>
+        <w:t>" means the date the first real Programme student is enrolled into the Service. The parties will record the Go-Live Date by email on the day it happens.</w:t>
+      </w:r>
+    </w:p>
+    <w:p>
+      <w:pPr>
+        <w:pStyle w:val="clause"/>
+        <w:divId w:val="211187090"/>
+        <w:rPr>
+          <w:rFonts w:ascii="Georgia" w:hAnsi="Georgia"/>
+          <w:color w:val="1A1A1A"/>
+          <w:sz w:val="22"/>
+          <w:szCs w:val="22"/>
+        </w:rPr>
+      </w:pPr>
+      <w:r>
+        <w:rPr>
+          <w:rStyle w:val="num1"/>
+          <w:rFonts w:ascii="Georgia" w:hAnsi="Georgia"/>
+          <w:color w:val="1A1A1A"/>
+          <w:sz w:val="22"/>
+          <w:szCs w:val="22"/>
+        </w:rPr>
+        <w:t>2.2</w:t>
+      </w:r>
+      <w:r>
+        <w:rPr>
+          <w:rFonts w:ascii="Georgia" w:hAnsi="Georgia"/>
+          <w:color w:val="1A1A1A"/>
+          <w:sz w:val="22"/>
+          <w:szCs w:val="22"/>
+        </w:rPr>
+        <w:t xml:space="preserve"> The "</w:t>
       </w:r>
       <w:r>
         <w:rPr>
@@ -917,7 +935,38 @@
           <w:sz w:val="22"/>
           <w:szCs w:val="22"/>
         </w:rPr>
-        <w:t>From day 91, the fee is £99 (ninety-nine pounds sterling) per calendar month</w:t>
+        <w:t>Pilot Period</w:t>
+      </w:r>
+      <w:r>
+        <w:rPr>
+          <w:rFonts w:ascii="Georgia" w:hAnsi="Georgia"/>
+          <w:color w:val="1A1A1A"/>
+          <w:sz w:val="22"/>
+          <w:szCs w:val="22"/>
+        </w:rPr>
+        <w:t>" is the six (6) months from the Go-Live Date, used to measure the Service against the metrics in Schedule 1.</w:t>
+      </w:r>
+    </w:p>
+    <w:p>
+      <w:pPr>
+        <w:pStyle w:val="clause"/>
+        <w:divId w:val="211187090"/>
+        <w:rPr>
+          <w:rFonts w:ascii="Georgia" w:hAnsi="Georgia"/>
+          <w:color w:val="1A1A1A"/>
+          <w:sz w:val="22"/>
+          <w:szCs w:val="22"/>
+        </w:rPr>
+      </w:pPr>
+      <w:r>
+        <w:rPr>
+          <w:rStyle w:val="num1"/>
+          <w:rFonts w:ascii="Georgia" w:hAnsi="Georgia"/>
+          <w:color w:val="1A1A1A"/>
+          <w:sz w:val="22"/>
+          <w:szCs w:val="22"/>
+        </w:rPr>
+        <w:t>2.3</w:t>
       </w:r>
       <w:r>
         <w:rPr>
@@ -927,69 +976,6 @@
           <w:szCs w:val="22"/>
         </w:rPr>
         <w:t xml:space="preserve"> </w:t>
-      </w:r>
-      <w:r>
-        <w:rPr>
-          <w:rStyle w:val="fill1"/>
-          <w:color w:val="1A1A1A"/>
-        </w:rPr>
-        <w:t>[plus VAT if applicable]</w:t>
-      </w:r>
-      <w:r>
-        <w:rPr>
-          <w:rFonts w:ascii="Georgia" w:hAnsi="Georgia"/>
-          <w:color w:val="1A1A1A"/>
-          <w:sz w:val="22"/>
-          <w:szCs w:val="22"/>
-        </w:rPr>
-        <w:t xml:space="preserve">, invoiced monthly by the Provider and payable within 14 days by </w:t>
-      </w:r>
-      <w:r>
-        <w:rPr>
-          <w:rStyle w:val="fill1"/>
-          <w:color w:val="1A1A1A"/>
-        </w:rPr>
-        <w:t>[bank transfer / card — payment method]</w:t>
-      </w:r>
-      <w:r>
-        <w:rPr>
-          <w:rFonts w:ascii="Georgia" w:hAnsi="Georgia"/>
-          <w:color w:val="1A1A1A"/>
-          <w:sz w:val="22"/>
-          <w:szCs w:val="22"/>
-        </w:rPr>
-        <w:t>.</w:t>
-      </w:r>
-    </w:p>
-    <w:p>
-      <w:pPr>
-        <w:pStyle w:val="clause"/>
-        <w:divId w:val="21782111"/>
-        <w:rPr>
-          <w:rFonts w:ascii="Georgia" w:hAnsi="Georgia"/>
-          <w:color w:val="1A1A1A"/>
-          <w:sz w:val="22"/>
-          <w:szCs w:val="22"/>
-        </w:rPr>
-      </w:pPr>
-      <w:r>
-        <w:rPr>
-          <w:rStyle w:val="num1"/>
-          <w:rFonts w:ascii="Georgia" w:hAnsi="Georgia"/>
-          <w:color w:val="1A1A1A"/>
-          <w:sz w:val="22"/>
-          <w:szCs w:val="22"/>
-        </w:rPr>
-        <w:t>2.4</w:t>
-      </w:r>
-      <w:r>
-        <w:rPr>
-          <w:rFonts w:ascii="Georgia" w:hAnsi="Georgia"/>
-          <w:color w:val="1A1A1A"/>
-          <w:sz w:val="22"/>
-          <w:szCs w:val="22"/>
-        </w:rPr>
-        <w:t xml:space="preserve"> On or before day 90 the Client will either (a) confirm continuation, in which case fees start on day 91; or (b) terminate under clause 9. </w:t>
       </w:r>
       <w:r>
         <w:rPr>
@@ -1000,428 +986,16 @@
           <w:sz w:val="22"/>
           <w:szCs w:val="22"/>
         </w:rPr>
-        <w:t>Continued use of the Service after day 90 counts as confirmation</w:t>
-      </w:r>
-      <w:r>
-        <w:rPr>
-          <w:rFonts w:ascii="Georgia" w:hAnsi="Georgia"/>
-          <w:color w:val="1A1A1A"/>
-          <w:sz w:val="22"/>
-          <w:szCs w:val="22"/>
-        </w:rPr>
-        <w:t xml:space="preserve"> and fees fall due — the pilot does not extend for free by silence.</w:t>
-      </w:r>
-    </w:p>
-    <w:p>
-      <w:pPr>
-        <w:pStyle w:val="clause"/>
-        <w:divId w:val="21782111"/>
-        <w:rPr>
-          <w:rFonts w:ascii="Georgia" w:hAnsi="Georgia"/>
-          <w:color w:val="1A1A1A"/>
-          <w:sz w:val="22"/>
-          <w:szCs w:val="22"/>
-        </w:rPr>
-      </w:pPr>
-      <w:r>
-        <w:rPr>
-          <w:rStyle w:val="num1"/>
-          <w:rFonts w:ascii="Georgia" w:hAnsi="Georgia"/>
-          <w:color w:val="1A1A1A"/>
-          <w:sz w:val="22"/>
-          <w:szCs w:val="22"/>
-        </w:rPr>
-        <w:t>2.5</w:t>
-      </w:r>
-      <w:r>
-        <w:rPr>
-          <w:rFonts w:ascii="Georgia" w:hAnsi="Georgia"/>
-          <w:color w:val="1A1A1A"/>
-          <w:sz w:val="22"/>
-          <w:szCs w:val="22"/>
-        </w:rPr>
-        <w:t xml:space="preserve"> If the Go-Live Date has not occurred by </w:t>
-      </w:r>
-      <w:r>
-        <w:rPr>
-          <w:rStyle w:val="fill1"/>
-          <w:color w:val="1A1A1A"/>
-        </w:rPr>
-        <w:t>[1 October 2026]</w:t>
-      </w:r>
-      <w:r>
-        <w:rPr>
-          <w:rFonts w:ascii="Georgia" w:hAnsi="Georgia"/>
-          <w:color w:val="1A1A1A"/>
-          <w:sz w:val="22"/>
-          <w:szCs w:val="22"/>
-        </w:rPr>
-        <w:t>, either party may end this agreement immediately by written notice, with nothing owed.</w:t>
-      </w:r>
-    </w:p>
-    <w:p>
-      <w:pPr>
-        <w:pStyle w:val="Heading2"/>
-        <w:divId w:val="21782111"/>
-        <w:rPr>
-          <w:rFonts w:ascii="Georgia" w:eastAsia="Times New Roman" w:hAnsi="Georgia"/>
-          <w:color w:val="1A1A1A"/>
-        </w:rPr>
-      </w:pPr>
-      <w:r>
-        <w:rPr>
-          <w:rFonts w:ascii="Georgia" w:eastAsia="Times New Roman" w:hAnsi="Georgia"/>
-          <w:color w:val="1A1A1A"/>
-        </w:rPr>
-        <w:t>3. What the Provider delivers</w:t>
-      </w:r>
-    </w:p>
-    <w:p>
-      <w:pPr>
-        <w:pStyle w:val="clause"/>
-        <w:divId w:val="21782111"/>
-        <w:rPr>
-          <w:rFonts w:ascii="Georgia" w:hAnsi="Georgia"/>
-          <w:color w:val="1A1A1A"/>
-          <w:sz w:val="22"/>
-          <w:szCs w:val="22"/>
-        </w:rPr>
-      </w:pPr>
-      <w:r>
-        <w:rPr>
-          <w:rStyle w:val="num1"/>
-          <w:rFonts w:ascii="Georgia" w:hAnsi="Georgia"/>
-          <w:color w:val="1A1A1A"/>
-          <w:sz w:val="22"/>
-          <w:szCs w:val="22"/>
-        </w:rPr>
-        <w:t>3.1</w:t>
-      </w:r>
-      <w:r>
-        <w:rPr>
-          <w:rFonts w:ascii="Georgia" w:hAnsi="Georgia"/>
-          <w:color w:val="1A1A1A"/>
-          <w:sz w:val="22"/>
-          <w:szCs w:val="22"/>
-        </w:rPr>
-        <w:t xml:space="preserve"> Hosting and operation of the Service for the Programme, including the student intake, weekly check-in loop (email; SMS when enabled by the parties), student progress pages, and the team console.</w:t>
-      </w:r>
-    </w:p>
-    <w:p>
-      <w:pPr>
-        <w:pStyle w:val="clause"/>
-        <w:divId w:val="21782111"/>
-        <w:rPr>
-          <w:rFonts w:ascii="Georgia" w:hAnsi="Georgia"/>
-          <w:color w:val="1A1A1A"/>
-          <w:sz w:val="22"/>
-          <w:szCs w:val="22"/>
-        </w:rPr>
-      </w:pPr>
-      <w:r>
-        <w:rPr>
-          <w:rStyle w:val="num1"/>
-          <w:rFonts w:ascii="Georgia" w:hAnsi="Georgia"/>
-          <w:color w:val="1A1A1A"/>
-          <w:sz w:val="22"/>
-          <w:szCs w:val="22"/>
-        </w:rPr>
-        <w:t>3.2</w:t>
-      </w:r>
-      <w:r>
-        <w:rPr>
-          <w:rFonts w:ascii="Georgia" w:hAnsi="Georgia"/>
-          <w:color w:val="1A1A1A"/>
-          <w:sz w:val="22"/>
-          <w:szCs w:val="22"/>
-        </w:rPr>
-        <w:t xml:space="preserve"> Enrolment integration with the Client's Close CRM, triggered by the Client's chosen enrolment event.</w:t>
-      </w:r>
-    </w:p>
-    <w:p>
-      <w:pPr>
-        <w:pStyle w:val="clause"/>
-        <w:divId w:val="21782111"/>
-        <w:rPr>
-          <w:rFonts w:ascii="Georgia" w:hAnsi="Georgia"/>
-          <w:color w:val="1A1A1A"/>
-          <w:sz w:val="22"/>
-          <w:szCs w:val="22"/>
-        </w:rPr>
-      </w:pPr>
-      <w:r>
-        <w:rPr>
-          <w:rStyle w:val="num1"/>
-          <w:rFonts w:ascii="Georgia" w:hAnsi="Georgia"/>
-          <w:color w:val="1A1A1A"/>
-          <w:sz w:val="22"/>
-          <w:szCs w:val="22"/>
-        </w:rPr>
-        <w:t>3.3</w:t>
-      </w:r>
-      <w:r>
-        <w:rPr>
-          <w:rFonts w:ascii="Georgia" w:hAnsi="Georgia"/>
-          <w:color w:val="1A1A1A"/>
-          <w:sz w:val="22"/>
-          <w:szCs w:val="22"/>
-        </w:rPr>
-        <w:t xml:space="preserve"> Console access for the named team members listed in Schedule 1.</w:t>
-      </w:r>
-    </w:p>
-    <w:p>
-      <w:pPr>
-        <w:pStyle w:val="clause"/>
-        <w:divId w:val="21782111"/>
-        <w:rPr>
-          <w:rFonts w:ascii="Georgia" w:hAnsi="Georgia"/>
-          <w:color w:val="1A1A1A"/>
-          <w:sz w:val="22"/>
-          <w:szCs w:val="22"/>
-        </w:rPr>
-      </w:pPr>
-      <w:r>
-        <w:rPr>
-          <w:rStyle w:val="num1"/>
-          <w:rFonts w:ascii="Georgia" w:hAnsi="Georgia"/>
-          <w:color w:val="1A1A1A"/>
-          <w:sz w:val="22"/>
-          <w:szCs w:val="22"/>
-        </w:rPr>
-        <w:t>3.4</w:t>
-      </w:r>
-      <w:r>
-        <w:rPr>
-          <w:rFonts w:ascii="Georgia" w:hAnsi="Georgia"/>
-          <w:color w:val="1A1A1A"/>
-          <w:sz w:val="22"/>
-          <w:szCs w:val="22"/>
-        </w:rPr>
-        <w:t xml:space="preserve"> </w:t>
-      </w:r>
-      <w:r>
-        <w:rPr>
-          <w:rFonts w:ascii="Georgia" w:hAnsi="Georgia"/>
-          <w:color w:val="1A1A1A"/>
-          <w:sz w:val="22"/>
-          <w:szCs w:val="22"/>
-        </w:rPr>
-        <w:t>A weekly written summary (each Friday) to Ted and the Client's operational contact.</w:t>
-      </w:r>
-    </w:p>
-    <w:p>
-      <w:pPr>
-        <w:pStyle w:val="clause"/>
-        <w:divId w:val="21782111"/>
-        <w:rPr>
-          <w:rFonts w:ascii="Georgia" w:hAnsi="Georgia"/>
-          <w:color w:val="1A1A1A"/>
-          <w:sz w:val="22"/>
-          <w:szCs w:val="22"/>
-        </w:rPr>
-      </w:pPr>
-      <w:r>
-        <w:rPr>
-          <w:rStyle w:val="num1"/>
-          <w:rFonts w:ascii="Georgia" w:hAnsi="Georgia"/>
-          <w:color w:val="1A1A1A"/>
-          <w:sz w:val="22"/>
-          <w:szCs w:val="22"/>
-        </w:rPr>
-        <w:t>3.5</w:t>
-      </w:r>
-      <w:r>
-        <w:rPr>
-          <w:rFonts w:ascii="Georgia" w:hAnsi="Georgia"/>
-          <w:color w:val="1A1A1A"/>
-          <w:sz w:val="22"/>
-          <w:szCs w:val="22"/>
-        </w:rPr>
-        <w:t xml:space="preserve"> Reasonable-efforts support and fault-fixing during the Pilot Period. The Service is a pilot: no formal service-level agreement applies, but the Provider will act promptly on anything affecting students.</w:t>
-      </w:r>
-    </w:p>
-    <w:p>
-      <w:pPr>
-        <w:pStyle w:val="Heading2"/>
-        <w:divId w:val="21782111"/>
-        <w:rPr>
-          <w:rFonts w:ascii="Georgia" w:eastAsia="Times New Roman" w:hAnsi="Georgia"/>
-          <w:color w:val="1A1A1A"/>
-        </w:rPr>
-      </w:pPr>
-      <w:r>
-        <w:rPr>
-          <w:rFonts w:ascii="Georgia" w:eastAsia="Times New Roman" w:hAnsi="Georgia"/>
-          <w:color w:val="1A1A1A"/>
-        </w:rPr>
-        <w:t>4. What the Client provides</w:t>
-      </w:r>
-    </w:p>
-    <w:p>
-      <w:pPr>
-        <w:pStyle w:val="clause"/>
-        <w:divId w:val="21782111"/>
-        <w:rPr>
-          <w:rFonts w:ascii="Georgia" w:hAnsi="Georgia"/>
-          <w:color w:val="1A1A1A"/>
-          <w:sz w:val="22"/>
-          <w:szCs w:val="22"/>
-        </w:rPr>
-      </w:pPr>
-      <w:r>
-        <w:rPr>
-          <w:rStyle w:val="num1"/>
-          <w:rFonts w:ascii="Georgia" w:hAnsi="Georgia"/>
-          <w:color w:val="1A1A1A"/>
-          <w:sz w:val="22"/>
-          <w:szCs w:val="22"/>
-        </w:rPr>
-        <w:t>4.1</w:t>
-      </w:r>
-      <w:r>
-        <w:rPr>
-          <w:rFonts w:ascii="Georgia" w:hAnsi="Georgia"/>
-          <w:color w:val="1A1A1A"/>
-          <w:sz w:val="22"/>
-          <w:szCs w:val="22"/>
-        </w:rPr>
-        <w:t xml:space="preserve"> Access to the Client's Close CRM sufficient for the enrolment trigger and any agreed sends, maintained for the Term.</w:t>
-      </w:r>
-    </w:p>
-    <w:p>
-      <w:pPr>
-        <w:pStyle w:val="clause"/>
-        <w:divId w:val="21782111"/>
-        <w:rPr>
-          <w:rFonts w:ascii="Georgia" w:hAnsi="Georgia"/>
-          <w:color w:val="1A1A1A"/>
-          <w:sz w:val="22"/>
-          <w:szCs w:val="22"/>
-        </w:rPr>
-      </w:pPr>
-      <w:r>
-        <w:rPr>
-          <w:rStyle w:val="num1"/>
-          <w:rFonts w:ascii="Georgia" w:hAnsi="Georgia"/>
-          <w:color w:val="1A1A1A"/>
-          <w:sz w:val="22"/>
-          <w:szCs w:val="22"/>
-        </w:rPr>
-        <w:t>4.2</w:t>
-      </w:r>
-      <w:r>
-        <w:rPr>
-          <w:rFonts w:ascii="Georgia" w:hAnsi="Georgia"/>
-          <w:color w:val="1A1A1A"/>
-          <w:sz w:val="22"/>
-          <w:szCs w:val="22"/>
-        </w:rPr>
-        <w:t xml:space="preserve"> A named operational contact (initially Cassie </w:t>
-      </w:r>
-      <w:r>
-        <w:rPr>
-          <w:rStyle w:val="fill1"/>
-          <w:color w:val="1A1A1A"/>
-        </w:rPr>
-        <w:t>[SURNAME]</w:t>
-      </w:r>
-      <w:r>
-        <w:rPr>
-          <w:rFonts w:ascii="Georgia" w:hAnsi="Georgia"/>
-          <w:color w:val="1A1A1A"/>
-          <w:sz w:val="22"/>
-          <w:szCs w:val="22"/>
-        </w:rPr>
-        <w:t>) with authority to acknowledge interventions and receive the weekly summary.</w:t>
-      </w:r>
-    </w:p>
-    <w:p>
-      <w:pPr>
-        <w:pStyle w:val="clause"/>
-        <w:divId w:val="21782111"/>
-        <w:rPr>
-          <w:rFonts w:ascii="Georgia" w:hAnsi="Georgia"/>
-          <w:color w:val="1A1A1A"/>
-          <w:sz w:val="22"/>
-          <w:szCs w:val="22"/>
-        </w:rPr>
-      </w:pPr>
-      <w:r>
-        <w:rPr>
-          <w:rStyle w:val="num1"/>
-          <w:rFonts w:ascii="Georgia" w:hAnsi="Georgia"/>
-          <w:color w:val="1A1A1A"/>
-          <w:sz w:val="22"/>
-          <w:szCs w:val="22"/>
-        </w:rPr>
-        <w:t>4.3</w:t>
-      </w:r>
-      <w:r>
-        <w:rPr>
-          <w:rFonts w:ascii="Georgia" w:hAnsi="Georgia"/>
-          <w:color w:val="1A1A1A"/>
-          <w:sz w:val="22"/>
-          <w:szCs w:val="22"/>
-        </w:rPr>
-        <w:t xml:space="preserve"> Reasonable cooperation, including timely responses on pilot decisions and the day-90 confirmation in clause 2.4.</w:t>
-      </w:r>
-    </w:p>
-    <w:p>
-      <w:pPr>
-        <w:pStyle w:val="Heading2"/>
-        <w:divId w:val="21782111"/>
-        <w:rPr>
-          <w:rFonts w:ascii="Georgia" w:eastAsia="Times New Roman" w:hAnsi="Georgia"/>
-          <w:color w:val="1A1A1A"/>
-        </w:rPr>
-      </w:pPr>
-      <w:r>
-        <w:rPr>
-          <w:rFonts w:ascii="Georgia" w:eastAsia="Times New Roman" w:hAnsi="Georgia"/>
-          <w:color w:val="1A1A1A"/>
-        </w:rPr>
-        <w:t>5. Intellectual property</w:t>
-      </w:r>
-    </w:p>
-    <w:p>
-      <w:pPr>
-        <w:pStyle w:val="clause"/>
-        <w:divId w:val="21782111"/>
-        <w:rPr>
-          <w:rFonts w:ascii="Georgia" w:hAnsi="Georgia"/>
-          <w:color w:val="1A1A1A"/>
-          <w:sz w:val="22"/>
-          <w:szCs w:val="22"/>
-        </w:rPr>
-      </w:pPr>
-      <w:r>
-        <w:rPr>
-          <w:rStyle w:val="num1"/>
-          <w:rFonts w:ascii="Georgia" w:hAnsi="Georgia"/>
-          <w:color w:val="1A1A1A"/>
-          <w:sz w:val="22"/>
-          <w:szCs w:val="22"/>
-        </w:rPr>
-        <w:t>5.1</w:t>
-      </w:r>
-      <w:r>
-        <w:rPr>
-          <w:rFonts w:ascii="Georgia" w:hAnsi="Georgia"/>
-          <w:color w:val="1A1A1A"/>
-          <w:sz w:val="22"/>
-          <w:szCs w:val="22"/>
-        </w:rPr>
-        <w:t xml:space="preserve"> The Service — including all software, source code, design, visual identity, documentation and the Milestamp name — is and </w:t>
-      </w:r>
-      <w:r>
-        <w:rPr>
-          <w:rFonts w:ascii="Georgia" w:hAnsi="Georgia"/>
-          <w:color w:val="1A1A1A"/>
-          <w:sz w:val="22"/>
-          <w:szCs w:val="22"/>
-        </w:rPr>
-        <w:lastRenderedPageBreak/>
-        <w:t xml:space="preserve">remains the </w:t>
+        <w:t>Fees:</w:t>
+      </w:r>
+      <w:r>
+        <w:rPr>
+          <w:rFonts w:ascii="Georgia" w:hAnsi="Georgia"/>
+          <w:color w:val="1A1A1A"/>
+          <w:sz w:val="22"/>
+          <w:szCs w:val="22"/>
+        </w:rPr>
+        <w:t xml:space="preserve"> the Service is provided at no charge from the Go-Live Date until day 90. </w:t>
       </w:r>
       <w:r>
         <w:rPr>
@@ -1432,38 +1006,7 @@
           <w:sz w:val="22"/>
           <w:szCs w:val="22"/>
         </w:rPr>
-        <w:t>exclusive property of the Provider</w:t>
-      </w:r>
-      <w:r>
-        <w:rPr>
-          <w:rFonts w:ascii="Georgia" w:hAnsi="Georgia"/>
-          <w:color w:val="1A1A1A"/>
-          <w:sz w:val="22"/>
-          <w:szCs w:val="22"/>
-        </w:rPr>
-        <w:t>. Nothing in this agreement transfers any ownership to the Client or the Programme.</w:t>
-      </w:r>
-    </w:p>
-    <w:p>
-      <w:pPr>
-        <w:pStyle w:val="clause"/>
-        <w:divId w:val="21782111"/>
-        <w:rPr>
-          <w:rFonts w:ascii="Georgia" w:hAnsi="Georgia"/>
-          <w:color w:val="1A1A1A"/>
-          <w:sz w:val="22"/>
-          <w:szCs w:val="22"/>
-        </w:rPr>
-      </w:pPr>
-      <w:r>
-        <w:rPr>
-          <w:rStyle w:val="num1"/>
-          <w:rFonts w:ascii="Georgia" w:hAnsi="Georgia"/>
-          <w:color w:val="1A1A1A"/>
-          <w:sz w:val="22"/>
-          <w:szCs w:val="22"/>
-        </w:rPr>
-        <w:t>5.2</w:t>
+        <w:t>From day 91, the fee is US $397 (three hundred and ninety-seven US dollars) per calendar month — the founding-partner rate for the Milestamp Standard tier, whose list price is US $797 per month</w:t>
       </w:r>
       <w:r>
         <w:rPr>
@@ -1476,12 +1019,66 @@
       </w:r>
       <w:r>
         <w:rPr>
-          <w:rFonts w:ascii="Georgia" w:hAnsi="Georgia"/>
-          <w:color w:val="1A1A1A"/>
-          <w:sz w:val="22"/>
-          <w:szCs w:val="22"/>
-        </w:rPr>
-        <w:t xml:space="preserve">The parties acknowledge that the Provider created the Service </w:t>
+          <w:rStyle w:val="fill1"/>
+          <w:color w:val="1A1A1A"/>
+        </w:rPr>
+        <w:t>[plus VAT / sales tax if applicable]</w:t>
+      </w:r>
+      <w:r>
+        <w:rPr>
+          <w:rFonts w:ascii="Georgia" w:hAnsi="Georgia"/>
+          <w:color w:val="1A1A1A"/>
+          <w:sz w:val="22"/>
+          <w:szCs w:val="22"/>
+        </w:rPr>
+        <w:t xml:space="preserve">, invoiced monthly by the Provider and payable within 14 days by </w:t>
+      </w:r>
+      <w:r>
+        <w:rPr>
+          <w:rStyle w:val="fill1"/>
+          <w:color w:val="1A1A1A"/>
+        </w:rPr>
+        <w:t>[bank transfer / card — payment method]</w:t>
+      </w:r>
+      <w:r>
+        <w:rPr>
+          <w:rFonts w:ascii="Georgia" w:hAnsi="Georgia"/>
+          <w:color w:val="1A1A1A"/>
+          <w:sz w:val="22"/>
+          <w:szCs w:val="22"/>
+        </w:rPr>
+        <w:t>. The fee is flat: it does not step with the calendar, the roster, or the Programme's revenue.</w:t>
+      </w:r>
+    </w:p>
+    <w:p>
+      <w:pPr>
+        <w:pStyle w:val="clause"/>
+        <w:divId w:val="211187090"/>
+        <w:rPr>
+          <w:rFonts w:ascii="Georgia" w:hAnsi="Georgia"/>
+          <w:color w:val="1A1A1A"/>
+          <w:sz w:val="22"/>
+          <w:szCs w:val="22"/>
+        </w:rPr>
+      </w:pPr>
+      <w:r>
+        <w:rPr>
+          <w:rStyle w:val="num1"/>
+          <w:rFonts w:ascii="Georgia" w:hAnsi="Georgia"/>
+          <w:color w:val="1A1A1A"/>
+          <w:sz w:val="22"/>
+          <w:szCs w:val="22"/>
+        </w:rPr>
+        <w:t>2.4</w:t>
+      </w:r>
+      <w:r>
+        <w:rPr>
+          <w:rFonts w:ascii="Georgia" w:hAnsi="Georgia"/>
+          <w:color w:val="1A1A1A"/>
+          <w:sz w:val="22"/>
+          <w:szCs w:val="22"/>
+        </w:rPr>
+        <w:t xml:space="preserve"> On or before day 90 the Client will either (a) confirm continuation, in which case fees start on day 91 and the Initial Term begins; or (b) terminate under clause 9. </w:t>
       </w:r>
       <w:r>
         <w:rPr>
@@ -1492,47 +1089,94 @@
           <w:sz w:val="22"/>
           <w:szCs w:val="22"/>
         </w:rPr>
-        <w:t>independently, on his own time and equipment, outside the scope of any sales or contractor engagement</w:t>
-      </w:r>
-      <w:r>
-        <w:rPr>
-          <w:rFonts w:ascii="Georgia" w:hAnsi="Georgia"/>
-          <w:color w:val="1A1A1A"/>
-          <w:sz w:val="22"/>
-          <w:szCs w:val="22"/>
-        </w:rPr>
-        <w:t xml:space="preserve"> between the Provider and the Client (or between the Provider and any client of the Client), and that the Service is not work-for-hire or work product of any such engagement.</w:t>
-      </w:r>
-    </w:p>
-    <w:p>
-      <w:pPr>
-        <w:pStyle w:val="clause"/>
-        <w:divId w:val="21782111"/>
-        <w:rPr>
-          <w:rFonts w:ascii="Georgia" w:hAnsi="Georgia"/>
-          <w:color w:val="1A1A1A"/>
-          <w:sz w:val="22"/>
-          <w:szCs w:val="22"/>
-        </w:rPr>
-      </w:pPr>
-      <w:r>
-        <w:rPr>
-          <w:rStyle w:val="num1"/>
-          <w:rFonts w:ascii="Georgia" w:hAnsi="Georgia"/>
-          <w:color w:val="1A1A1A"/>
-          <w:sz w:val="22"/>
-          <w:szCs w:val="22"/>
-        </w:rPr>
-        <w:t>5.3</w:t>
-      </w:r>
-      <w:r>
-        <w:rPr>
-          <w:rFonts w:ascii="Georgia" w:hAnsi="Georgia"/>
-          <w:color w:val="1A1A1A"/>
-          <w:sz w:val="22"/>
-          <w:szCs w:val="22"/>
-        </w:rPr>
-        <w:t xml:space="preserve"> During the Term and for </w:t>
+        <w:t>Continued use of the Service after day 90 counts as confirmation</w:t>
+      </w:r>
+      <w:r>
+        <w:rPr>
+          <w:rFonts w:ascii="Georgia" w:hAnsi="Georgia"/>
+          <w:color w:val="1A1A1A"/>
+          <w:sz w:val="22"/>
+          <w:szCs w:val="22"/>
+        </w:rPr>
+        <w:t xml:space="preserve"> and fees fall due — the pilot does not extend for free by silence.</w:t>
+      </w:r>
+    </w:p>
+    <w:p>
+      <w:pPr>
+        <w:pStyle w:val="clause"/>
+        <w:divId w:val="211187090"/>
+        <w:rPr>
+          <w:rFonts w:ascii="Georgia" w:hAnsi="Georgia"/>
+          <w:color w:val="1A1A1A"/>
+          <w:sz w:val="22"/>
+          <w:szCs w:val="22"/>
+        </w:rPr>
+      </w:pPr>
+      <w:r>
+        <w:rPr>
+          <w:rStyle w:val="num1"/>
+          <w:rFonts w:ascii="Georgia" w:hAnsi="Georgia"/>
+          <w:color w:val="1A1A1A"/>
+          <w:sz w:val="22"/>
+          <w:szCs w:val="22"/>
+        </w:rPr>
+        <w:t>2.5</w:t>
+      </w:r>
+      <w:r>
+        <w:rPr>
+          <w:rFonts w:ascii="Georgia" w:hAnsi="Georgia"/>
+          <w:color w:val="1A1A1A"/>
+          <w:sz w:val="22"/>
+          <w:szCs w:val="22"/>
+        </w:rPr>
+        <w:t xml:space="preserve"> If the Go-Live Date has not occurred by </w:t>
+      </w:r>
+      <w:r>
+        <w:rPr>
+          <w:rStyle w:val="fill1"/>
+          <w:color w:val="1A1A1A"/>
+        </w:rPr>
+        <w:t>[1 October 2026]</w:t>
+      </w:r>
+      <w:r>
+        <w:rPr>
+          <w:rFonts w:ascii="Georgia" w:hAnsi="Georgia"/>
+          <w:color w:val="1A1A1A"/>
+          <w:sz w:val="22"/>
+          <w:szCs w:val="22"/>
+        </w:rPr>
+        <w:t>, either party may end this agreement immediately by written notice, with nothing owed.</w:t>
+      </w:r>
+    </w:p>
+    <w:p>
+      <w:pPr>
+        <w:pStyle w:val="clause"/>
+        <w:divId w:val="211187090"/>
+        <w:rPr>
+          <w:rFonts w:ascii="Georgia" w:hAnsi="Georgia"/>
+          <w:color w:val="1A1A1A"/>
+          <w:sz w:val="22"/>
+          <w:szCs w:val="22"/>
+        </w:rPr>
+      </w:pPr>
+      <w:r>
+        <w:rPr>
+          <w:rStyle w:val="num1"/>
+          <w:rFonts w:ascii="Georgia" w:hAnsi="Georgia"/>
+          <w:color w:val="1A1A1A"/>
+          <w:sz w:val="22"/>
+          <w:szCs w:val="22"/>
+        </w:rPr>
+        <w:t>2.6</w:t>
+      </w:r>
+      <w:r>
+        <w:rPr>
+          <w:rFonts w:ascii="Georgia" w:hAnsi="Georgia"/>
+          <w:color w:val="1A1A1A"/>
+          <w:sz w:val="22"/>
+          <w:szCs w:val="22"/>
+        </w:rPr>
+        <w:t xml:space="preserve"> The "</w:t>
       </w:r>
       <w:r>
         <w:rPr>
@@ -1543,7 +1187,55 @@
           <w:sz w:val="22"/>
           <w:szCs w:val="22"/>
         </w:rPr>
-        <w:t>12 months after</w:t>
+        <w:t>Initial Term</w:t>
+      </w:r>
+      <w:r>
+        <w:rPr>
+          <w:rFonts w:ascii="Georgia" w:hAnsi="Georgia"/>
+          <w:color w:val="1A1A1A"/>
+          <w:sz w:val="22"/>
+          <w:szCs w:val="22"/>
+        </w:rPr>
+        <w:t>" is twelve (12) months from the date of the first payment. The founding-partner rate is locked for the Initial Term and remains grandfathered for as long as the subscription is continuous; any adjustment is discussed only at renewal, by reference to the list price stated in clause 2.3.</w:t>
+      </w:r>
+    </w:p>
+    <w:p>
+      <w:pPr>
+        <w:pStyle w:val="Heading2"/>
+        <w:divId w:val="211187090"/>
+        <w:rPr>
+          <w:rFonts w:ascii="Georgia" w:eastAsia="Times New Roman" w:hAnsi="Georgia"/>
+          <w:color w:val="1A1A1A"/>
+        </w:rPr>
+      </w:pPr>
+      <w:r>
+        <w:rPr>
+          <w:rFonts w:ascii="Georgia" w:eastAsia="Times New Roman" w:hAnsi="Georgia"/>
+          <w:color w:val="1A1A1A"/>
+        </w:rPr>
+        <w:t>3. What the Provider delivers</w:t>
+      </w:r>
+    </w:p>
+    <w:p>
+      <w:pPr>
+        <w:pStyle w:val="clause"/>
+        <w:divId w:val="211187090"/>
+        <w:rPr>
+          <w:rFonts w:ascii="Georgia" w:hAnsi="Georgia"/>
+          <w:color w:val="1A1A1A"/>
+          <w:sz w:val="22"/>
+          <w:szCs w:val="22"/>
+        </w:rPr>
+      </w:pPr>
+      <w:r>
+        <w:rPr>
+          <w:rStyle w:val="num1"/>
+          <w:rFonts w:ascii="Georgia" w:hAnsi="Georgia"/>
+          <w:color w:val="1A1A1A"/>
+          <w:sz w:val="22"/>
+          <w:szCs w:val="22"/>
+        </w:rPr>
+        <w:t>3.1</w:t>
       </w:r>
       <w:r>
         <w:rPr>
@@ -1561,44 +1253,146 @@
           <w:sz w:val="22"/>
           <w:szCs w:val="22"/>
         </w:rPr>
-        <w:t>it ends, the Client will not — and will not assist or commission anyone else to — copy, clone, reverse-engineer, or build a substantially similar student check-in / progress-proof system derived from access to the Service.</w:t>
-      </w:r>
-    </w:p>
-    <w:p>
-      <w:pPr>
-        <w:pStyle w:val="clause"/>
-        <w:divId w:val="21782111"/>
-        <w:rPr>
-          <w:rFonts w:ascii="Georgia" w:hAnsi="Georgia"/>
-          <w:color w:val="1A1A1A"/>
-          <w:sz w:val="22"/>
-          <w:szCs w:val="22"/>
-        </w:rPr>
-      </w:pPr>
-      <w:r>
-        <w:rPr>
-          <w:rStyle w:val="num1"/>
-          <w:rFonts w:ascii="Georgia" w:hAnsi="Georgia"/>
-          <w:color w:val="1A1A1A"/>
-          <w:sz w:val="22"/>
-          <w:szCs w:val="22"/>
-        </w:rPr>
-        <w:t>5.4</w:t>
-      </w:r>
-      <w:r>
-        <w:rPr>
-          <w:rFonts w:ascii="Georgia" w:hAnsi="Georgia"/>
-          <w:color w:val="1A1A1A"/>
-          <w:sz w:val="22"/>
-          <w:szCs w:val="22"/>
-        </w:rPr>
-        <w:t xml:space="preserve"> Nothing in clause 5.3 prevents the Client from using generic CRM features or independently developed third-party tools that were built without reference to the Service.</w:t>
+        <w:t>Hosting and operation of the Service for the Programme, including the student intake, weekly check-in loop (email; SMS when enabled by the parties), student progress pages, and the team console.</w:t>
+      </w:r>
+    </w:p>
+    <w:p>
+      <w:pPr>
+        <w:pStyle w:val="clause"/>
+        <w:divId w:val="211187090"/>
+        <w:rPr>
+          <w:rFonts w:ascii="Georgia" w:hAnsi="Georgia"/>
+          <w:color w:val="1A1A1A"/>
+          <w:sz w:val="22"/>
+          <w:szCs w:val="22"/>
+        </w:rPr>
+      </w:pPr>
+      <w:r>
+        <w:rPr>
+          <w:rStyle w:val="num1"/>
+          <w:rFonts w:ascii="Georgia" w:hAnsi="Georgia"/>
+          <w:color w:val="1A1A1A"/>
+          <w:sz w:val="22"/>
+          <w:szCs w:val="22"/>
+        </w:rPr>
+        <w:t>3.2</w:t>
+      </w:r>
+      <w:r>
+        <w:rPr>
+          <w:rFonts w:ascii="Georgia" w:hAnsi="Georgia"/>
+          <w:color w:val="1A1A1A"/>
+          <w:sz w:val="22"/>
+          <w:szCs w:val="22"/>
+        </w:rPr>
+        <w:t xml:space="preserve"> Enrolment integration with the Client's Close CRM, triggered by the Client's chosen enrolment event.</w:t>
+      </w:r>
+    </w:p>
+    <w:p>
+      <w:pPr>
+        <w:pStyle w:val="clause"/>
+        <w:divId w:val="211187090"/>
+        <w:rPr>
+          <w:rFonts w:ascii="Georgia" w:hAnsi="Georgia"/>
+          <w:color w:val="1A1A1A"/>
+          <w:sz w:val="22"/>
+          <w:szCs w:val="22"/>
+        </w:rPr>
+      </w:pPr>
+      <w:r>
+        <w:rPr>
+          <w:rStyle w:val="num1"/>
+          <w:rFonts w:ascii="Georgia" w:hAnsi="Georgia"/>
+          <w:color w:val="1A1A1A"/>
+          <w:sz w:val="22"/>
+          <w:szCs w:val="22"/>
+        </w:rPr>
+        <w:t>3.3</w:t>
+      </w:r>
+      <w:r>
+        <w:rPr>
+          <w:rFonts w:ascii="Georgia" w:hAnsi="Georgia"/>
+          <w:color w:val="1A1A1A"/>
+          <w:sz w:val="22"/>
+          <w:szCs w:val="22"/>
+        </w:rPr>
+        <w:t xml:space="preserve"> Console access for the named team members listed in Schedule 1.</w:t>
+      </w:r>
+    </w:p>
+    <w:p>
+      <w:pPr>
+        <w:pStyle w:val="clause"/>
+        <w:divId w:val="211187090"/>
+        <w:rPr>
+          <w:rFonts w:ascii="Georgia" w:hAnsi="Georgia"/>
+          <w:color w:val="1A1A1A"/>
+          <w:sz w:val="22"/>
+          <w:szCs w:val="22"/>
+        </w:rPr>
+      </w:pPr>
+      <w:r>
+        <w:rPr>
+          <w:rStyle w:val="num1"/>
+          <w:rFonts w:ascii="Georgia" w:hAnsi="Georgia"/>
+          <w:color w:val="1A1A1A"/>
+          <w:sz w:val="22"/>
+          <w:szCs w:val="22"/>
+        </w:rPr>
+        <w:t>3.4</w:t>
+      </w:r>
+      <w:r>
+        <w:rPr>
+          <w:rFonts w:ascii="Georgia" w:hAnsi="Georgia"/>
+          <w:color w:val="1A1A1A"/>
+          <w:sz w:val="22"/>
+          <w:szCs w:val="22"/>
+        </w:rPr>
+        <w:t xml:space="preserve"> A weekly written summary (each Friday) to Ted and the Client's operational contact.</w:t>
+      </w:r>
+    </w:p>
+    <w:p>
+      <w:pPr>
+        <w:pStyle w:val="clause"/>
+        <w:divId w:val="211187090"/>
+        <w:rPr>
+          <w:rFonts w:ascii="Georgia" w:hAnsi="Georgia"/>
+          <w:color w:val="1A1A1A"/>
+          <w:sz w:val="22"/>
+          <w:szCs w:val="22"/>
+        </w:rPr>
+      </w:pPr>
+      <w:r>
+        <w:rPr>
+          <w:rStyle w:val="num1"/>
+          <w:rFonts w:ascii="Georgia" w:hAnsi="Georgia"/>
+          <w:color w:val="1A1A1A"/>
+          <w:sz w:val="22"/>
+          <w:szCs w:val="22"/>
+        </w:rPr>
+        <w:t>3.5</w:t>
+      </w:r>
+      <w:r>
+        <w:rPr>
+          <w:rFonts w:ascii="Georgia" w:hAnsi="Georgia"/>
+          <w:color w:val="1A1A1A"/>
+          <w:sz w:val="22"/>
+          <w:szCs w:val="22"/>
+        </w:rPr>
+        <w:t xml:space="preserve"> </w:t>
+      </w:r>
+      <w:r>
+        <w:rPr>
+          <w:rFonts w:ascii="Georgia" w:hAnsi="Georgia"/>
+          <w:color w:val="1A1A1A"/>
+          <w:sz w:val="22"/>
+          <w:szCs w:val="22"/>
+        </w:rPr>
+        <w:t>Reasonable-efforts support and fault-fixing during the Pilot Period. The Service is a pilot: no formal service-level agreement applies, but the Provider will act promptly on anything affecting students.</w:t>
       </w:r>
     </w:p>
     <w:p>
       <w:pPr>
         <w:pStyle w:val="Heading2"/>
-        <w:divId w:val="21782111"/>
+        <w:divId w:val="211187090"/>
         <w:rPr>
           <w:rFonts w:ascii="Georgia" w:eastAsia="Times New Roman" w:hAnsi="Georgia"/>
           <w:color w:val="1A1A1A"/>
@@ -1609,29 +1403,108 @@
           <w:rFonts w:ascii="Georgia" w:eastAsia="Times New Roman" w:hAnsi="Georgia"/>
           <w:color w:val="1A1A1A"/>
         </w:rPr>
-        <w:t>6. Data</w:t>
-      </w:r>
-    </w:p>
-    <w:p>
-      <w:pPr>
-        <w:pStyle w:val="clause"/>
-        <w:divId w:val="21782111"/>
-        <w:rPr>
-          <w:rFonts w:ascii="Georgia" w:hAnsi="Georgia"/>
-          <w:color w:val="1A1A1A"/>
-          <w:sz w:val="22"/>
-          <w:szCs w:val="22"/>
-        </w:rPr>
-      </w:pPr>
-      <w:r>
-        <w:rPr>
-          <w:rStyle w:val="num1"/>
-          <w:rFonts w:ascii="Georgia" w:hAnsi="Georgia"/>
-          <w:color w:val="1A1A1A"/>
-          <w:sz w:val="22"/>
-          <w:szCs w:val="22"/>
-        </w:rPr>
-        <w:t>6.1</w:t>
+        <w:lastRenderedPageBreak/>
+        <w:t>4. What the Client provides</w:t>
+      </w:r>
+    </w:p>
+    <w:p>
+      <w:pPr>
+        <w:pStyle w:val="clause"/>
+        <w:divId w:val="211187090"/>
+        <w:rPr>
+          <w:rFonts w:ascii="Georgia" w:hAnsi="Georgia"/>
+          <w:color w:val="1A1A1A"/>
+          <w:sz w:val="22"/>
+          <w:szCs w:val="22"/>
+        </w:rPr>
+      </w:pPr>
+      <w:r>
+        <w:rPr>
+          <w:rStyle w:val="num1"/>
+          <w:rFonts w:ascii="Georgia" w:hAnsi="Georgia"/>
+          <w:color w:val="1A1A1A"/>
+          <w:sz w:val="22"/>
+          <w:szCs w:val="22"/>
+        </w:rPr>
+        <w:t>4.1</w:t>
+      </w:r>
+      <w:r>
+        <w:rPr>
+          <w:rFonts w:ascii="Georgia" w:hAnsi="Georgia"/>
+          <w:color w:val="1A1A1A"/>
+          <w:sz w:val="22"/>
+          <w:szCs w:val="22"/>
+        </w:rPr>
+        <w:t xml:space="preserve"> Access to the Client's Close CRM sufficient for the enrolment trigger and any agreed sends, maintained for the Term.</w:t>
+      </w:r>
+    </w:p>
+    <w:p>
+      <w:pPr>
+        <w:pStyle w:val="clause"/>
+        <w:divId w:val="211187090"/>
+        <w:rPr>
+          <w:rFonts w:ascii="Georgia" w:hAnsi="Georgia"/>
+          <w:color w:val="1A1A1A"/>
+          <w:sz w:val="22"/>
+          <w:szCs w:val="22"/>
+        </w:rPr>
+      </w:pPr>
+      <w:r>
+        <w:rPr>
+          <w:rStyle w:val="num1"/>
+          <w:rFonts w:ascii="Georgia" w:hAnsi="Georgia"/>
+          <w:color w:val="1A1A1A"/>
+          <w:sz w:val="22"/>
+          <w:szCs w:val="22"/>
+        </w:rPr>
+        <w:t>4.2</w:t>
+      </w:r>
+      <w:r>
+        <w:rPr>
+          <w:rFonts w:ascii="Georgia" w:hAnsi="Georgia"/>
+          <w:color w:val="1A1A1A"/>
+          <w:sz w:val="22"/>
+          <w:szCs w:val="22"/>
+        </w:rPr>
+        <w:t xml:space="preserve"> A named operational contact (initially Cassie </w:t>
+      </w:r>
+      <w:r>
+        <w:rPr>
+          <w:rStyle w:val="fill1"/>
+          <w:color w:val="1A1A1A"/>
+        </w:rPr>
+        <w:t>[SURNAME]</w:t>
+      </w:r>
+      <w:r>
+        <w:rPr>
+          <w:rFonts w:ascii="Georgia" w:hAnsi="Georgia"/>
+          <w:color w:val="1A1A1A"/>
+          <w:sz w:val="22"/>
+          <w:szCs w:val="22"/>
+        </w:rPr>
+        <w:t>) with authority to acknowledge interventions and receive the weekly summary.</w:t>
+      </w:r>
+    </w:p>
+    <w:p>
+      <w:pPr>
+        <w:pStyle w:val="clause"/>
+        <w:divId w:val="211187090"/>
+        <w:rPr>
+          <w:rFonts w:ascii="Georgia" w:hAnsi="Georgia"/>
+          <w:color w:val="1A1A1A"/>
+          <w:sz w:val="22"/>
+          <w:szCs w:val="22"/>
+        </w:rPr>
+      </w:pPr>
+      <w:r>
+        <w:rPr>
+          <w:rStyle w:val="num1"/>
+          <w:rFonts w:ascii="Georgia" w:hAnsi="Georgia"/>
+          <w:color w:val="1A1A1A"/>
+          <w:sz w:val="22"/>
+          <w:szCs w:val="22"/>
+        </w:rPr>
+        <w:t>4.3</w:t>
       </w:r>
       <w:r>
         <w:rPr>
@@ -1649,84 +1522,13 @@
           <w:sz w:val="22"/>
           <w:szCs w:val="22"/>
         </w:rPr>
-        <w:t>Student data collected through the Service belongs to the Programme. The Provider processes it solely to operate and improve the Service for the Programme, and as set out in the NLS Acknowledgment.</w:t>
-      </w:r>
-    </w:p>
-    <w:p>
-      <w:pPr>
-        <w:pStyle w:val="clause"/>
-        <w:divId w:val="21782111"/>
-        <w:rPr>
-          <w:rFonts w:ascii="Georgia" w:hAnsi="Georgia"/>
-          <w:color w:val="1A1A1A"/>
-          <w:sz w:val="22"/>
-          <w:szCs w:val="22"/>
-        </w:rPr>
-      </w:pPr>
-      <w:r>
-        <w:rPr>
-          <w:rStyle w:val="num1"/>
-          <w:rFonts w:ascii="Georgia" w:hAnsi="Georgia"/>
-          <w:color w:val="1A1A1A"/>
-          <w:sz w:val="22"/>
-          <w:szCs w:val="22"/>
-        </w:rPr>
-        <w:t>6.2</w:t>
-      </w:r>
-      <w:r>
-        <w:rPr>
-          <w:rFonts w:ascii="Georgia" w:hAnsi="Georgia"/>
-          <w:color w:val="1A1A1A"/>
-          <w:sz w:val="22"/>
-          <w:szCs w:val="22"/>
-        </w:rPr>
-        <w:t xml:space="preserve"> On termination, the Provider will supply an export of the Programme's student data (CSV or similar) within 14 days, and will delete it on written request after the export is confirmed received.</w:t>
-      </w:r>
-    </w:p>
-    <w:p>
-      <w:pPr>
-        <w:pStyle w:val="clause"/>
-        <w:divId w:val="21782111"/>
-        <w:rPr>
-          <w:rFonts w:ascii="Georgia" w:hAnsi="Georgia"/>
-          <w:color w:val="1A1A1A"/>
-          <w:sz w:val="22"/>
-          <w:szCs w:val="22"/>
-        </w:rPr>
-      </w:pPr>
-      <w:r>
-        <w:rPr>
-          <w:rStyle w:val="num1"/>
-          <w:rFonts w:ascii="Georgia" w:hAnsi="Georgia"/>
-          <w:color w:val="1A1A1A"/>
-          <w:sz w:val="22"/>
-          <w:szCs w:val="22"/>
-        </w:rPr>
-        <w:t>6.3</w:t>
-      </w:r>
-      <w:r>
-        <w:rPr>
-          <w:rFonts w:ascii="Georgia" w:hAnsi="Georgia"/>
-          <w:color w:val="1A1A1A"/>
-          <w:sz w:val="22"/>
-          <w:szCs w:val="22"/>
-        </w:rPr>
-        <w:t xml:space="preserve"> </w:t>
-      </w:r>
-      <w:r>
-        <w:rPr>
-          <w:rFonts w:ascii="Georgia" w:hAnsi="Georgia"/>
-          <w:color w:val="1A1A1A"/>
-          <w:sz w:val="22"/>
-          <w:szCs w:val="22"/>
-        </w:rPr>
-        <w:t>Students see Programme branding on all student-facing pages; the Provider's "Powered by Milestamp" footer credit remains.</w:t>
+        <w:t>Reasonable cooperation, including timely responses on pilot decisions and the day-90 confirmation in clause 2.4.</w:t>
       </w:r>
     </w:p>
     <w:p>
       <w:pPr>
         <w:pStyle w:val="Heading2"/>
-        <w:divId w:val="21782111"/>
+        <w:divId w:val="211187090"/>
         <w:rPr>
           <w:rFonts w:ascii="Georgia" w:eastAsia="Times New Roman" w:hAnsi="Georgia"/>
           <w:color w:val="1A1A1A"/>
@@ -1737,69 +1539,38 @@
           <w:rFonts w:ascii="Georgia" w:eastAsia="Times New Roman" w:hAnsi="Georgia"/>
           <w:color w:val="1A1A1A"/>
         </w:rPr>
-        <w:t>7. Metrics and attribution</w:t>
-      </w:r>
-    </w:p>
-    <w:p>
-      <w:pPr>
-        <w:pStyle w:val="clause"/>
-        <w:divId w:val="21782111"/>
-        <w:rPr>
-          <w:rFonts w:ascii="Georgia" w:hAnsi="Georgia"/>
-          <w:color w:val="1A1A1A"/>
-          <w:sz w:val="22"/>
-          <w:szCs w:val="22"/>
-        </w:rPr>
-      </w:pPr>
-      <w:r>
-        <w:rPr>
-          <w:rStyle w:val="num1"/>
-          <w:rFonts w:ascii="Georgia" w:hAnsi="Georgia"/>
-          <w:color w:val="1A1A1A"/>
-          <w:sz w:val="22"/>
-          <w:szCs w:val="22"/>
-        </w:rPr>
-        <w:t>7.1</w:t>
-      </w:r>
-      <w:r>
-        <w:rPr>
-          <w:rFonts w:ascii="Georgia" w:hAnsi="Georgia"/>
-          <w:color w:val="1A1A1A"/>
-          <w:sz w:val="22"/>
-          <w:szCs w:val="22"/>
-        </w:rPr>
-        <w:t xml:space="preserve"> The Provider reports the following as the Service's own measures: weekly check-in response rate, documented saves (as defined in Schedule 1), and testimonials collected through the Service.</w:t>
-      </w:r>
-    </w:p>
-    <w:p>
-      <w:pPr>
-        <w:pStyle w:val="clause"/>
-        <w:divId w:val="21782111"/>
-        <w:rPr>
-          <w:rFonts w:ascii="Georgia" w:hAnsi="Georgia"/>
-          <w:color w:val="1A1A1A"/>
-          <w:sz w:val="22"/>
-          <w:szCs w:val="22"/>
-        </w:rPr>
-      </w:pPr>
-      <w:r>
-        <w:rPr>
-          <w:rStyle w:val="num1"/>
-          <w:rFonts w:ascii="Georgia" w:hAnsi="Georgia"/>
-          <w:color w:val="1A1A1A"/>
-          <w:sz w:val="22"/>
-          <w:szCs w:val="22"/>
-        </w:rPr>
-        <w:t>7.2</w:t>
-      </w:r>
-      <w:r>
-        <w:rPr>
-          <w:rFonts w:ascii="Georgia" w:hAnsi="Georgia"/>
-          <w:color w:val="1A1A1A"/>
-          <w:sz w:val="22"/>
-          <w:szCs w:val="22"/>
-        </w:rPr>
-        <w:t xml:space="preserve"> Any improvement in the Programme's refund rate or payment-plan completion during the Pilot Period is a </w:t>
+        <w:t>5. Intellectual property</w:t>
+      </w:r>
+    </w:p>
+    <w:p>
+      <w:pPr>
+        <w:pStyle w:val="clause"/>
+        <w:divId w:val="211187090"/>
+        <w:rPr>
+          <w:rFonts w:ascii="Georgia" w:hAnsi="Georgia"/>
+          <w:color w:val="1A1A1A"/>
+          <w:sz w:val="22"/>
+          <w:szCs w:val="22"/>
+        </w:rPr>
+      </w:pPr>
+      <w:r>
+        <w:rPr>
+          <w:rStyle w:val="num1"/>
+          <w:rFonts w:ascii="Georgia" w:hAnsi="Georgia"/>
+          <w:color w:val="1A1A1A"/>
+          <w:sz w:val="22"/>
+          <w:szCs w:val="22"/>
+        </w:rPr>
+        <w:t>5.1</w:t>
+      </w:r>
+      <w:r>
+        <w:rPr>
+          <w:rFonts w:ascii="Georgia" w:hAnsi="Georgia"/>
+          <w:color w:val="1A1A1A"/>
+          <w:sz w:val="22"/>
+          <w:szCs w:val="22"/>
+        </w:rPr>
+        <w:t xml:space="preserve"> The Service — including all software, source code, design, visual identity, documentation and the Milestamp name — is and remains the </w:t>
       </w:r>
       <w:r>
         <w:rPr>
@@ -1810,437 +1581,47 @@
           <w:sz w:val="22"/>
           <w:szCs w:val="22"/>
         </w:rPr>
-        <w:t>joint outcome</w:t>
-      </w:r>
-      <w:r>
-        <w:rPr>
-          <w:rFonts w:ascii="Georgia" w:hAnsi="Georgia"/>
-          <w:color w:val="1A1A1A"/>
-          <w:sz w:val="22"/>
-          <w:szCs w:val="22"/>
-        </w:rPr>
-        <w:t xml:space="preserve"> </w:t>
-      </w:r>
-      <w:r>
-        <w:rPr>
-          <w:rFonts w:ascii="Georgia" w:hAnsi="Georgia"/>
-          <w:color w:val="1A1A1A"/>
-          <w:sz w:val="22"/>
-          <w:szCs w:val="22"/>
-        </w:rPr>
-        <w:t>of the Client's sales and operations work and the Service; neither party will publicly claim such improvements as solely its own.</w:t>
-      </w:r>
-    </w:p>
-    <w:p>
-      <w:pPr>
-        <w:pStyle w:val="Heading2"/>
-        <w:divId w:val="21782111"/>
-        <w:rPr>
-          <w:rFonts w:ascii="Georgia" w:eastAsia="Times New Roman" w:hAnsi="Georgia"/>
-          <w:color w:val="1A1A1A"/>
-        </w:rPr>
-      </w:pPr>
-      <w:r>
-        <w:rPr>
-          <w:rFonts w:ascii="Georgia" w:eastAsia="Times New Roman" w:hAnsi="Georgia"/>
-          <w:color w:val="1A1A1A"/>
-        </w:rPr>
-        <w:t>8. Confidentiality, warranties and liability</w:t>
-      </w:r>
-    </w:p>
-    <w:p>
-      <w:pPr>
-        <w:pStyle w:val="clause"/>
-        <w:divId w:val="21782111"/>
-        <w:rPr>
-          <w:rFonts w:ascii="Georgia" w:hAnsi="Georgia"/>
-          <w:color w:val="1A1A1A"/>
-          <w:sz w:val="22"/>
-          <w:szCs w:val="22"/>
-        </w:rPr>
-      </w:pPr>
-      <w:r>
-        <w:rPr>
-          <w:rStyle w:val="num1"/>
-          <w:rFonts w:ascii="Georgia" w:hAnsi="Georgia"/>
-          <w:color w:val="1A1A1A"/>
-          <w:sz w:val="22"/>
-          <w:szCs w:val="22"/>
-        </w:rPr>
-        <w:t>8.1</w:t>
-      </w:r>
-      <w:r>
-        <w:rPr>
-          <w:rFonts w:ascii="Georgia" w:hAnsi="Georgia"/>
-          <w:color w:val="1A1A1A"/>
-          <w:sz w:val="22"/>
-          <w:szCs w:val="22"/>
-        </w:rPr>
-        <w:t xml:space="preserve"> Each party will keep the other's non-public business information confidential and use it only for this agreement.</w:t>
-      </w:r>
-    </w:p>
-    <w:p>
-      <w:pPr>
-        <w:pStyle w:val="clause"/>
-        <w:divId w:val="21782111"/>
-        <w:rPr>
-          <w:rFonts w:ascii="Georgia" w:hAnsi="Georgia"/>
-          <w:color w:val="1A1A1A"/>
-          <w:sz w:val="22"/>
-          <w:szCs w:val="22"/>
-        </w:rPr>
-      </w:pPr>
-      <w:r>
-        <w:rPr>
-          <w:rStyle w:val="num1"/>
-          <w:rFonts w:ascii="Georgia" w:hAnsi="Georgia"/>
-          <w:color w:val="1A1A1A"/>
-          <w:sz w:val="22"/>
-          <w:szCs w:val="22"/>
-        </w:rPr>
-        <w:t>8.2</w:t>
-      </w:r>
-      <w:r>
-        <w:rPr>
-          <w:rFonts w:ascii="Georgia" w:hAnsi="Georgia"/>
-          <w:color w:val="1A1A1A"/>
-          <w:sz w:val="22"/>
-          <w:szCs w:val="22"/>
-        </w:rPr>
-        <w:t xml:space="preserve"> The Service is provided "as is" during the Pilot Period; the Provider does not warrant uninterrupted or error-free operation.</w:t>
-      </w:r>
-    </w:p>
-    <w:p>
-      <w:pPr>
-        <w:pStyle w:val="clause"/>
-        <w:divId w:val="21782111"/>
-        <w:rPr>
-          <w:rFonts w:ascii="Georgia" w:hAnsi="Georgia"/>
-          <w:color w:val="1A1A1A"/>
-          <w:sz w:val="22"/>
-          <w:szCs w:val="22"/>
-        </w:rPr>
-      </w:pPr>
-      <w:r>
-        <w:rPr>
-          <w:rStyle w:val="num1"/>
-          <w:rFonts w:ascii="Georgia" w:hAnsi="Georgia"/>
-          <w:color w:val="1A1A1A"/>
-          <w:sz w:val="22"/>
-          <w:szCs w:val="22"/>
-        </w:rPr>
-        <w:t>8.3</w:t>
-      </w:r>
-      <w:r>
-        <w:rPr>
-          <w:rFonts w:ascii="Georgia" w:hAnsi="Georgia"/>
-          <w:color w:val="1A1A1A"/>
-          <w:sz w:val="22"/>
-          <w:szCs w:val="22"/>
-        </w:rPr>
-        <w:t xml:space="preserve"> </w:t>
-      </w:r>
-      <w:r>
-        <w:rPr>
-          <w:rFonts w:ascii="Georgia" w:hAnsi="Georgia"/>
-          <w:color w:val="1A1A1A"/>
-          <w:sz w:val="22"/>
-          <w:szCs w:val="22"/>
-        </w:rPr>
-        <w:t>Each party's total liability under this agreement is capped at the fees paid or payable in the six months before the claim arose. Neither party is liable for indirect or consequential loss. Nothing in this agreement excludes liability that cannot lawfully be excluded.</w:t>
-      </w:r>
-    </w:p>
-    <w:p>
-      <w:pPr>
-        <w:pStyle w:val="Heading2"/>
-        <w:divId w:val="21782111"/>
-        <w:rPr>
-          <w:rFonts w:ascii="Georgia" w:eastAsia="Times New Roman" w:hAnsi="Georgia"/>
-          <w:color w:val="1A1A1A"/>
-        </w:rPr>
-      </w:pPr>
-      <w:r>
-        <w:rPr>
-          <w:rFonts w:ascii="Georgia" w:eastAsia="Times New Roman" w:hAnsi="Georgia"/>
-          <w:color w:val="1A1A1A"/>
-        </w:rPr>
-        <w:t>9. Termination</w:t>
-      </w:r>
-    </w:p>
-    <w:p>
-      <w:pPr>
-        <w:pStyle w:val="clause"/>
-        <w:divId w:val="21782111"/>
-        <w:rPr>
-          <w:rFonts w:ascii="Georgia" w:hAnsi="Georgia"/>
-          <w:color w:val="1A1A1A"/>
-          <w:sz w:val="22"/>
-          <w:szCs w:val="22"/>
-        </w:rPr>
-      </w:pPr>
-      <w:r>
-        <w:rPr>
-          <w:rStyle w:val="num1"/>
-          <w:rFonts w:ascii="Georgia" w:hAnsi="Georgia"/>
-          <w:color w:val="1A1A1A"/>
-          <w:sz w:val="22"/>
-          <w:szCs w:val="22"/>
-        </w:rPr>
-        <w:t>9.1</w:t>
-      </w:r>
-      <w:r>
-        <w:rPr>
-          <w:rFonts w:ascii="Georgia" w:hAnsi="Georgia"/>
-          <w:color w:val="1A1A1A"/>
-          <w:sz w:val="22"/>
-          <w:szCs w:val="22"/>
-        </w:rPr>
-        <w:t xml:space="preserve"> Either party may terminate at any time on 14 days' written notice.</w:t>
-      </w:r>
-    </w:p>
-    <w:p>
-      <w:pPr>
-        <w:pStyle w:val="clause"/>
-        <w:divId w:val="21782111"/>
-        <w:rPr>
-          <w:rFonts w:ascii="Georgia" w:hAnsi="Georgia"/>
-          <w:color w:val="1A1A1A"/>
-          <w:sz w:val="22"/>
-          <w:szCs w:val="22"/>
-        </w:rPr>
-      </w:pPr>
-      <w:r>
-        <w:rPr>
-          <w:rStyle w:val="num1"/>
-          <w:rFonts w:ascii="Georgia" w:hAnsi="Georgia"/>
-          <w:color w:val="1A1A1A"/>
-          <w:sz w:val="22"/>
-          <w:szCs w:val="22"/>
-        </w:rPr>
-        <w:t>9.2</w:t>
-      </w:r>
-      <w:r>
-        <w:rPr>
-          <w:rFonts w:ascii="Georgia" w:hAnsi="Georgia"/>
-          <w:color w:val="1A1A1A"/>
-          <w:sz w:val="22"/>
-          <w:szCs w:val="22"/>
-        </w:rPr>
-        <w:t xml:space="preserve"> Either party may terminate immediately if the other materially breaches this agreement and does not fix the breach within 14 days of written notice.</w:t>
-      </w:r>
-    </w:p>
-    <w:p>
-      <w:pPr>
-        <w:pStyle w:val="clause"/>
-        <w:divId w:val="21782111"/>
-        <w:rPr>
-          <w:rFonts w:ascii="Georgia" w:hAnsi="Georgia"/>
-          <w:color w:val="1A1A1A"/>
-          <w:sz w:val="22"/>
-          <w:szCs w:val="22"/>
-        </w:rPr>
-      </w:pPr>
-      <w:r>
-        <w:rPr>
-          <w:rStyle w:val="num1"/>
-          <w:rFonts w:ascii="Georgia" w:hAnsi="Georgia"/>
-          <w:color w:val="1A1A1A"/>
-          <w:sz w:val="22"/>
-          <w:szCs w:val="22"/>
-        </w:rPr>
-        <w:t>9.3</w:t>
-      </w:r>
-      <w:r>
-        <w:rPr>
-          <w:rFonts w:ascii="Georgia" w:hAnsi="Georgia"/>
-          <w:color w:val="1A1A1A"/>
-          <w:sz w:val="22"/>
-          <w:szCs w:val="22"/>
-        </w:rPr>
-        <w:t xml:space="preserve"> </w:t>
-      </w:r>
-      <w:r>
-        <w:rPr>
-          <w:rFonts w:ascii="Georgia" w:hAnsi="Georgia"/>
-          <w:color w:val="1A1A1A"/>
-          <w:sz w:val="22"/>
-          <w:szCs w:val="22"/>
-        </w:rPr>
-        <w:t>On termination the licence ends; student links are deactivated after the data export in clause 6.2; and clauses 5, 6.2, 7.2 and 8 survive.</w:t>
-      </w:r>
-    </w:p>
-    <w:p>
-      <w:pPr>
-        <w:pStyle w:val="Heading2"/>
-        <w:divId w:val="21782111"/>
-        <w:rPr>
-          <w:rFonts w:ascii="Georgia" w:eastAsia="Times New Roman" w:hAnsi="Georgia"/>
-          <w:color w:val="1A1A1A"/>
-        </w:rPr>
-      </w:pPr>
-      <w:r>
-        <w:rPr>
-          <w:rFonts w:ascii="Georgia" w:eastAsia="Times New Roman" w:hAnsi="Georgia"/>
-          <w:color w:val="1A1A1A"/>
-        </w:rPr>
-        <w:t>10. General</w:t>
-      </w:r>
-    </w:p>
-    <w:p>
-      <w:pPr>
-        <w:pStyle w:val="clause"/>
-        <w:divId w:val="21782111"/>
-        <w:rPr>
-          <w:rFonts w:ascii="Georgia" w:hAnsi="Georgia"/>
-          <w:color w:val="1A1A1A"/>
-          <w:sz w:val="22"/>
-          <w:szCs w:val="22"/>
-        </w:rPr>
-      </w:pPr>
-      <w:r>
-        <w:rPr>
-          <w:rStyle w:val="num1"/>
-          <w:rFonts w:ascii="Georgia" w:hAnsi="Georgia"/>
-          <w:color w:val="1A1A1A"/>
-          <w:sz w:val="22"/>
-          <w:szCs w:val="22"/>
-        </w:rPr>
-        <w:t>10.1</w:t>
-      </w:r>
-      <w:r>
-        <w:rPr>
-          <w:rFonts w:ascii="Georgia" w:hAnsi="Georgia"/>
-          <w:color w:val="1A1A1A"/>
-          <w:sz w:val="22"/>
-          <w:szCs w:val="22"/>
-        </w:rPr>
-        <w:t xml:space="preserve"> This agreement (with its Schedule and the NLS Acknowledgment) is the entire agreement about its subject matter. Changes must be agreed in writing.</w:t>
-      </w:r>
-    </w:p>
-    <w:p>
-      <w:pPr>
-        <w:pStyle w:val="clause"/>
-        <w:divId w:val="21782111"/>
-        <w:rPr>
-          <w:rFonts w:ascii="Georgia" w:hAnsi="Georgia"/>
-          <w:color w:val="1A1A1A"/>
-          <w:sz w:val="22"/>
-          <w:szCs w:val="22"/>
-        </w:rPr>
-      </w:pPr>
-      <w:r>
-        <w:rPr>
-          <w:rStyle w:val="num1"/>
-          <w:rFonts w:ascii="Georgia" w:hAnsi="Georgia"/>
-          <w:color w:val="1A1A1A"/>
-          <w:sz w:val="22"/>
-          <w:szCs w:val="22"/>
-        </w:rPr>
-        <w:t>10.2</w:t>
-      </w:r>
-      <w:r>
-        <w:rPr>
-          <w:rFonts w:ascii="Georgia" w:hAnsi="Georgia"/>
-          <w:color w:val="1A1A1A"/>
-          <w:sz w:val="22"/>
-          <w:szCs w:val="22"/>
-        </w:rPr>
-        <w:t xml:space="preserve"> Neither party may assign this agreement without the other's written consent.</w:t>
-      </w:r>
-    </w:p>
-    <w:p>
-      <w:pPr>
-        <w:pStyle w:val="clause"/>
-        <w:divId w:val="21782111"/>
-        <w:rPr>
-          <w:rFonts w:ascii="Georgia" w:hAnsi="Georgia"/>
-          <w:color w:val="1A1A1A"/>
-          <w:sz w:val="22"/>
-          <w:szCs w:val="22"/>
-        </w:rPr>
-      </w:pPr>
-      <w:r>
-        <w:rPr>
-          <w:rStyle w:val="num1"/>
-          <w:rFonts w:ascii="Georgia" w:hAnsi="Georgia"/>
-          <w:color w:val="1A1A1A"/>
-          <w:sz w:val="22"/>
-          <w:szCs w:val="22"/>
-        </w:rPr>
-        <w:t>10.3</w:t>
-      </w:r>
-      <w:r>
-        <w:rPr>
-          <w:rFonts w:ascii="Georgia" w:hAnsi="Georgia"/>
-          <w:color w:val="1A1A1A"/>
-          <w:sz w:val="22"/>
-          <w:szCs w:val="22"/>
-        </w:rPr>
-        <w:t xml:space="preserve"> This agreement is governed by the law of </w:t>
-      </w:r>
-      <w:r>
-        <w:rPr>
-          <w:rStyle w:val="fill1"/>
-          <w:color w:val="1A1A1A"/>
-        </w:rPr>
-        <w:t>[England and Wales — solicitor to confirm vs the Client's US state]</w:t>
-      </w:r>
-      <w:r>
-        <w:rPr>
-          <w:rFonts w:ascii="Georgia" w:hAnsi="Georgia"/>
-          <w:color w:val="1A1A1A"/>
-          <w:sz w:val="22"/>
-          <w:szCs w:val="22"/>
-        </w:rPr>
-        <w:t>, and the courts of that jurisdiction have exclusive jurisdiction.</w:t>
-      </w:r>
-    </w:p>
-    <w:p>
-      <w:pPr>
-        <w:pStyle w:val="Heading2"/>
-        <w:divId w:val="2134664497"/>
-        <w:rPr>
-          <w:rFonts w:ascii="Georgia" w:eastAsia="Times New Roman" w:hAnsi="Georgia"/>
-          <w:color w:val="1A1A1A"/>
-        </w:rPr>
-      </w:pPr>
-      <w:r>
-        <w:rPr>
-          <w:rFonts w:ascii="Georgia" w:eastAsia="Times New Roman" w:hAnsi="Georgia"/>
-          <w:color w:val="1A1A1A"/>
-        </w:rPr>
-        <w:t>Schedule 1 — Definitions and operational details</w:t>
-      </w:r>
-    </w:p>
-    <w:p>
-      <w:pPr>
-        <w:pStyle w:val="clause"/>
-        <w:divId w:val="2134664497"/>
-        <w:rPr>
-          <w:rFonts w:ascii="Georgia" w:hAnsi="Georgia"/>
-          <w:color w:val="1A1A1A"/>
-          <w:sz w:val="22"/>
-          <w:szCs w:val="22"/>
-        </w:rPr>
-      </w:pPr>
-      <w:r>
-        <w:rPr>
-          <w:rStyle w:val="num1"/>
-          <w:rFonts w:ascii="Georgia" w:hAnsi="Georgia"/>
-          <w:color w:val="1A1A1A"/>
-          <w:sz w:val="22"/>
-          <w:szCs w:val="22"/>
-        </w:rPr>
-        <w:t>S1.</w:t>
-      </w:r>
-      <w:r>
-        <w:rPr>
-          <w:rFonts w:ascii="Georgia" w:hAnsi="Georgia"/>
-          <w:color w:val="1A1A1A"/>
-          <w:sz w:val="22"/>
-          <w:szCs w:val="22"/>
-        </w:rPr>
-        <w:t xml:space="preserve"> "</w:t>
+        <w:t>exclusive property of the Provider</w:t>
+      </w:r>
+      <w:r>
+        <w:rPr>
+          <w:rFonts w:ascii="Georgia" w:hAnsi="Georgia"/>
+          <w:color w:val="1A1A1A"/>
+          <w:sz w:val="22"/>
+          <w:szCs w:val="22"/>
+        </w:rPr>
+        <w:t>. Nothing in this agreement transfers any ownership to the Client or the Programme.</w:t>
+      </w:r>
+    </w:p>
+    <w:p>
+      <w:pPr>
+        <w:pStyle w:val="clause"/>
+        <w:divId w:val="211187090"/>
+        <w:rPr>
+          <w:rFonts w:ascii="Georgia" w:hAnsi="Georgia"/>
+          <w:color w:val="1A1A1A"/>
+          <w:sz w:val="22"/>
+          <w:szCs w:val="22"/>
+        </w:rPr>
+      </w:pPr>
+      <w:r>
+        <w:rPr>
+          <w:rStyle w:val="num1"/>
+          <w:rFonts w:ascii="Georgia" w:hAnsi="Georgia"/>
+          <w:color w:val="1A1A1A"/>
+          <w:sz w:val="22"/>
+          <w:szCs w:val="22"/>
+        </w:rPr>
+        <w:t>5.2</w:t>
+      </w:r>
+      <w:r>
+        <w:rPr>
+          <w:rFonts w:ascii="Georgia" w:hAnsi="Georgia"/>
+          <w:color w:val="1A1A1A"/>
+          <w:sz w:val="22"/>
+          <w:szCs w:val="22"/>
+        </w:rPr>
+        <w:t xml:space="preserve"> The parties acknowledge that the Provider created the Service </w:t>
       </w:r>
       <w:r>
         <w:rPr>
@@ -2251,47 +1632,7 @@
           <w:sz w:val="22"/>
           <w:szCs w:val="22"/>
         </w:rPr>
-        <w:t>Save</w:t>
-      </w:r>
-      <w:r>
-        <w:rPr>
-          <w:rFonts w:ascii="Georgia" w:hAnsi="Georgia"/>
-          <w:color w:val="1A1A1A"/>
-          <w:sz w:val="22"/>
-          <w:szCs w:val="22"/>
-        </w:rPr>
-        <w:t>" means: a student flagged red by the Service, followed by a logged intervention, who returns to green within 21 days with their payment plan intact — written up in the week it happens and acknowledged by the Client's operational contact.</w:t>
-      </w:r>
-    </w:p>
-    <w:p>
-      <w:pPr>
-        <w:pStyle w:val="clause"/>
-        <w:divId w:val="2134664497"/>
-        <w:rPr>
-          <w:rFonts w:ascii="Georgia" w:hAnsi="Georgia"/>
-          <w:color w:val="1A1A1A"/>
-          <w:sz w:val="22"/>
-          <w:szCs w:val="22"/>
-        </w:rPr>
-      </w:pPr>
-      <w:r>
-        <w:rPr>
-          <w:rStyle w:val="num1"/>
-          <w:rFonts w:ascii="Georgia" w:hAnsi="Georgia"/>
-          <w:color w:val="1A1A1A"/>
-          <w:sz w:val="22"/>
-          <w:szCs w:val="22"/>
-        </w:rPr>
-        <w:t>S2.</w:t>
-      </w:r>
-      <w:r>
-        <w:rPr>
-          <w:rFonts w:ascii="Georgia" w:hAnsi="Georgia"/>
-          <w:color w:val="1A1A1A"/>
-          <w:sz w:val="22"/>
-          <w:szCs w:val="22"/>
-        </w:rPr>
-        <w:t xml:space="preserve"> </w:t>
+        <w:t>independently, on hi</w:t>
       </w:r>
       <w:r>
         <w:rPr>
@@ -2302,56 +1643,47 @@
           <w:sz w:val="22"/>
           <w:szCs w:val="22"/>
         </w:rPr>
-        <w:t>Pilot metrics</w:t>
-      </w:r>
-      <w:r>
-        <w:rPr>
-          <w:rFonts w:ascii="Georgia" w:hAnsi="Georgia"/>
-          <w:color w:val="1A1A1A"/>
-          <w:sz w:val="22"/>
-          <w:szCs w:val="22"/>
-        </w:rPr>
-        <w:t xml:space="preserve"> </w:t>
-      </w:r>
-      <w:r>
-        <w:rPr>
-          <w:rFonts w:ascii="Georgia" w:hAnsi="Georgia"/>
-          <w:color w:val="1A1A1A"/>
-          <w:sz w:val="22"/>
-          <w:szCs w:val="22"/>
-        </w:rPr>
-        <w:t>(measured across the Pilot Period): weekly check-in response rate; documented saves; testimonials collected; and — reported jointly under clause 7.2 — refund rate and payment-plan completion against the Programme's baseline.</w:t>
-      </w:r>
-    </w:p>
-    <w:p>
-      <w:pPr>
-        <w:pStyle w:val="clause"/>
-        <w:divId w:val="2134664497"/>
-        <w:rPr>
-          <w:rFonts w:ascii="Georgia" w:hAnsi="Georgia"/>
-          <w:color w:val="1A1A1A"/>
-          <w:sz w:val="22"/>
-          <w:szCs w:val="22"/>
-        </w:rPr>
-      </w:pPr>
-      <w:r>
-        <w:rPr>
-          <w:rStyle w:val="num1"/>
-          <w:rFonts w:ascii="Georgia" w:hAnsi="Georgia"/>
-          <w:color w:val="1A1A1A"/>
-          <w:sz w:val="22"/>
-          <w:szCs w:val="22"/>
-        </w:rPr>
-        <w:t>S3.</w:t>
-      </w:r>
-      <w:r>
-        <w:rPr>
-          <w:rFonts w:ascii="Georgia" w:hAnsi="Georgia"/>
-          <w:color w:val="1A1A1A"/>
-          <w:sz w:val="22"/>
-          <w:szCs w:val="22"/>
-        </w:rPr>
-        <w:t xml:space="preserve"> </w:t>
+        <w:t>s own time and equipment, outside the scope of any sales or contractor engagement</w:t>
+      </w:r>
+      <w:r>
+        <w:rPr>
+          <w:rFonts w:ascii="Georgia" w:hAnsi="Georgia"/>
+          <w:color w:val="1A1A1A"/>
+          <w:sz w:val="22"/>
+          <w:szCs w:val="22"/>
+        </w:rPr>
+        <w:t xml:space="preserve"> between the Provider and the Client (or between the Provider and any client of the Client), and that the Service is not work-for-hire or work product of any such engagement.</w:t>
+      </w:r>
+    </w:p>
+    <w:p>
+      <w:pPr>
+        <w:pStyle w:val="clause"/>
+        <w:divId w:val="211187090"/>
+        <w:rPr>
+          <w:rFonts w:ascii="Georgia" w:hAnsi="Georgia"/>
+          <w:color w:val="1A1A1A"/>
+          <w:sz w:val="22"/>
+          <w:szCs w:val="22"/>
+        </w:rPr>
+      </w:pPr>
+      <w:r>
+        <w:rPr>
+          <w:rStyle w:val="num1"/>
+          <w:rFonts w:ascii="Georgia" w:hAnsi="Georgia"/>
+          <w:color w:val="1A1A1A"/>
+          <w:sz w:val="22"/>
+          <w:szCs w:val="22"/>
+        </w:rPr>
+        <w:t>5.3</w:t>
+      </w:r>
+      <w:r>
+        <w:rPr>
+          <w:rFonts w:ascii="Georgia" w:hAnsi="Georgia"/>
+          <w:color w:val="1A1A1A"/>
+          <w:sz w:val="22"/>
+          <w:szCs w:val="22"/>
+        </w:rPr>
+        <w:t xml:space="preserve"> During the Term and for </w:t>
       </w:r>
       <w:r>
         <w:rPr>
@@ -2362,70 +1694,7 @@
           <w:sz w:val="22"/>
           <w:szCs w:val="22"/>
         </w:rPr>
-        <w:t>Named console users at signature:</w:t>
-      </w:r>
-      <w:r>
-        <w:rPr>
-          <w:rFonts w:ascii="Georgia" w:hAnsi="Georgia"/>
-          <w:color w:val="1A1A1A"/>
-          <w:sz w:val="22"/>
-          <w:szCs w:val="22"/>
-        </w:rPr>
-        <w:t xml:space="preserve"> Nikita Bryant (Provider); Cassie </w:t>
-      </w:r>
-      <w:r>
-        <w:rPr>
-          <w:rStyle w:val="fill1"/>
-          <w:color w:val="1A1A1A"/>
-        </w:rPr>
-        <w:t>[SURNAME]</w:t>
-      </w:r>
-      <w:r>
-        <w:rPr>
-          <w:rFonts w:ascii="Georgia" w:hAnsi="Georgia"/>
-          <w:color w:val="1A1A1A"/>
-          <w:sz w:val="22"/>
-          <w:szCs w:val="22"/>
-        </w:rPr>
-        <w:t xml:space="preserve"> (Client); </w:t>
-      </w:r>
-      <w:r>
-        <w:rPr>
-          <w:rStyle w:val="fill1"/>
-          <w:color w:val="1A1A1A"/>
-        </w:rPr>
-        <w:t>[Makenna — read access, optional]</w:t>
-      </w:r>
-      <w:r>
-        <w:rPr>
-          <w:rFonts w:ascii="Georgia" w:hAnsi="Georgia"/>
-          <w:color w:val="1A1A1A"/>
-          <w:sz w:val="22"/>
-          <w:szCs w:val="22"/>
-        </w:rPr>
-        <w:t>.</w:t>
-      </w:r>
-    </w:p>
-    <w:p>
-      <w:pPr>
-        <w:pStyle w:val="clause"/>
-        <w:divId w:val="2134664497"/>
-        <w:rPr>
-          <w:rFonts w:ascii="Georgia" w:hAnsi="Georgia"/>
-          <w:color w:val="1A1A1A"/>
-          <w:sz w:val="22"/>
-          <w:szCs w:val="22"/>
-        </w:rPr>
-      </w:pPr>
-      <w:r>
-        <w:rPr>
-          <w:rStyle w:val="num1"/>
-          <w:rFonts w:ascii="Georgia" w:hAnsi="Georgia"/>
-          <w:color w:val="1A1A1A"/>
-          <w:sz w:val="22"/>
-          <w:szCs w:val="22"/>
-        </w:rPr>
-        <w:t>S4.</w:t>
+        <w:t>12 months after</w:t>
       </w:r>
       <w:r>
         <w:rPr>
@@ -2435,6 +1704,253 @@
           <w:szCs w:val="22"/>
         </w:rPr>
         <w:t xml:space="preserve"> </w:t>
+      </w:r>
+      <w:r>
+        <w:rPr>
+          <w:rFonts w:ascii="Georgia" w:hAnsi="Georgia"/>
+          <w:color w:val="1A1A1A"/>
+          <w:sz w:val="22"/>
+          <w:szCs w:val="22"/>
+        </w:rPr>
+        <w:t>it ends, the Client will not — and will not assist or commission anyone else to — copy, clone, reverse-engineer, or build a substantially similar student check-in / progress-proof system derived from access to the Service.</w:t>
+      </w:r>
+    </w:p>
+    <w:p>
+      <w:pPr>
+        <w:pStyle w:val="clause"/>
+        <w:divId w:val="211187090"/>
+        <w:rPr>
+          <w:rFonts w:ascii="Georgia" w:hAnsi="Georgia"/>
+          <w:color w:val="1A1A1A"/>
+          <w:sz w:val="22"/>
+          <w:szCs w:val="22"/>
+        </w:rPr>
+      </w:pPr>
+      <w:r>
+        <w:rPr>
+          <w:rStyle w:val="num1"/>
+          <w:rFonts w:ascii="Georgia" w:hAnsi="Georgia"/>
+          <w:color w:val="1A1A1A"/>
+          <w:sz w:val="22"/>
+          <w:szCs w:val="22"/>
+        </w:rPr>
+        <w:t>5.4</w:t>
+      </w:r>
+      <w:r>
+        <w:rPr>
+          <w:rFonts w:ascii="Georgia" w:hAnsi="Georgia"/>
+          <w:color w:val="1A1A1A"/>
+          <w:sz w:val="22"/>
+          <w:szCs w:val="22"/>
+        </w:rPr>
+        <w:t xml:space="preserve"> Nothing in clause 5.3 prevents the Client from using generic CRM features or independently developed third-party tools that were built without reference to the Service.</w:t>
+      </w:r>
+    </w:p>
+    <w:p>
+      <w:pPr>
+        <w:pStyle w:val="Heading2"/>
+        <w:divId w:val="211187090"/>
+        <w:rPr>
+          <w:rFonts w:ascii="Georgia" w:eastAsia="Times New Roman" w:hAnsi="Georgia"/>
+          <w:color w:val="1A1A1A"/>
+        </w:rPr>
+      </w:pPr>
+      <w:r>
+        <w:rPr>
+          <w:rFonts w:ascii="Georgia" w:eastAsia="Times New Roman" w:hAnsi="Georgia"/>
+          <w:color w:val="1A1A1A"/>
+        </w:rPr>
+        <w:t>6. Data</w:t>
+      </w:r>
+    </w:p>
+    <w:p>
+      <w:pPr>
+        <w:pStyle w:val="clause"/>
+        <w:divId w:val="211187090"/>
+        <w:rPr>
+          <w:rFonts w:ascii="Georgia" w:hAnsi="Georgia"/>
+          <w:color w:val="1A1A1A"/>
+          <w:sz w:val="22"/>
+          <w:szCs w:val="22"/>
+        </w:rPr>
+      </w:pPr>
+      <w:r>
+        <w:rPr>
+          <w:rStyle w:val="num1"/>
+          <w:rFonts w:ascii="Georgia" w:hAnsi="Georgia"/>
+          <w:color w:val="1A1A1A"/>
+          <w:sz w:val="22"/>
+          <w:szCs w:val="22"/>
+        </w:rPr>
+        <w:t>6.1</w:t>
+      </w:r>
+      <w:r>
+        <w:rPr>
+          <w:rFonts w:ascii="Georgia" w:hAnsi="Georgia"/>
+          <w:color w:val="1A1A1A"/>
+          <w:sz w:val="22"/>
+          <w:szCs w:val="22"/>
+        </w:rPr>
+        <w:t xml:space="preserve"> </w:t>
+      </w:r>
+      <w:r>
+        <w:rPr>
+          <w:rFonts w:ascii="Georgia" w:hAnsi="Georgia"/>
+          <w:color w:val="1A1A1A"/>
+          <w:sz w:val="22"/>
+          <w:szCs w:val="22"/>
+        </w:rPr>
+        <w:t>Student data collected through the Service belongs to the Programme. The Provider processes it solely to operate and improve the Service for the Programme, and as set out in the NLS Acknowledgment.</w:t>
+      </w:r>
+    </w:p>
+    <w:p>
+      <w:pPr>
+        <w:pStyle w:val="clause"/>
+        <w:divId w:val="211187090"/>
+        <w:rPr>
+          <w:rFonts w:ascii="Georgia" w:hAnsi="Georgia"/>
+          <w:color w:val="1A1A1A"/>
+          <w:sz w:val="22"/>
+          <w:szCs w:val="22"/>
+        </w:rPr>
+      </w:pPr>
+      <w:r>
+        <w:rPr>
+          <w:rStyle w:val="num1"/>
+          <w:rFonts w:ascii="Georgia" w:hAnsi="Georgia"/>
+          <w:color w:val="1A1A1A"/>
+          <w:sz w:val="22"/>
+          <w:szCs w:val="22"/>
+        </w:rPr>
+        <w:t>6.2</w:t>
+      </w:r>
+      <w:r>
+        <w:rPr>
+          <w:rFonts w:ascii="Georgia" w:hAnsi="Georgia"/>
+          <w:color w:val="1A1A1A"/>
+          <w:sz w:val="22"/>
+          <w:szCs w:val="22"/>
+        </w:rPr>
+        <w:t xml:space="preserve"> On termination, the Provider will supply an export of the Programme's student data (CSV or similar) within 14 days, and will delete it on written request after the export is confirmed received.</w:t>
+      </w:r>
+    </w:p>
+    <w:p>
+      <w:pPr>
+        <w:pStyle w:val="clause"/>
+        <w:divId w:val="211187090"/>
+        <w:rPr>
+          <w:rFonts w:ascii="Georgia" w:hAnsi="Georgia"/>
+          <w:color w:val="1A1A1A"/>
+          <w:sz w:val="22"/>
+          <w:szCs w:val="22"/>
+        </w:rPr>
+      </w:pPr>
+      <w:r>
+        <w:rPr>
+          <w:rStyle w:val="num1"/>
+          <w:rFonts w:ascii="Georgia" w:hAnsi="Georgia"/>
+          <w:color w:val="1A1A1A"/>
+          <w:sz w:val="22"/>
+          <w:szCs w:val="22"/>
+        </w:rPr>
+        <w:t>6.3</w:t>
+      </w:r>
+      <w:r>
+        <w:rPr>
+          <w:rFonts w:ascii="Georgia" w:hAnsi="Georgia"/>
+          <w:color w:val="1A1A1A"/>
+          <w:sz w:val="22"/>
+          <w:szCs w:val="22"/>
+        </w:rPr>
+        <w:t xml:space="preserve"> </w:t>
+      </w:r>
+      <w:r>
+        <w:rPr>
+          <w:rFonts w:ascii="Georgia" w:hAnsi="Georgia"/>
+          <w:color w:val="1A1A1A"/>
+          <w:sz w:val="22"/>
+          <w:szCs w:val="22"/>
+        </w:rPr>
+        <w:t>Students see Programme branding on all student-facing pages; the Provider's "Powered by Milestamp" footer credit remains.</w:t>
+      </w:r>
+    </w:p>
+    <w:p>
+      <w:pPr>
+        <w:pStyle w:val="Heading2"/>
+        <w:divId w:val="211187090"/>
+        <w:rPr>
+          <w:rFonts w:ascii="Georgia" w:eastAsia="Times New Roman" w:hAnsi="Georgia"/>
+          <w:color w:val="1A1A1A"/>
+        </w:rPr>
+      </w:pPr>
+      <w:r>
+        <w:rPr>
+          <w:rFonts w:ascii="Georgia" w:eastAsia="Times New Roman" w:hAnsi="Georgia"/>
+          <w:color w:val="1A1A1A"/>
+        </w:rPr>
+        <w:t>7. Metrics and attribution</w:t>
+      </w:r>
+    </w:p>
+    <w:p>
+      <w:pPr>
+        <w:pStyle w:val="clause"/>
+        <w:divId w:val="211187090"/>
+        <w:rPr>
+          <w:rFonts w:ascii="Georgia" w:hAnsi="Georgia"/>
+          <w:color w:val="1A1A1A"/>
+          <w:sz w:val="22"/>
+          <w:szCs w:val="22"/>
+        </w:rPr>
+      </w:pPr>
+      <w:r>
+        <w:rPr>
+          <w:rStyle w:val="num1"/>
+          <w:rFonts w:ascii="Georgia" w:hAnsi="Georgia"/>
+          <w:color w:val="1A1A1A"/>
+          <w:sz w:val="22"/>
+          <w:szCs w:val="22"/>
+        </w:rPr>
+        <w:t>7.1</w:t>
+      </w:r>
+      <w:r>
+        <w:rPr>
+          <w:rFonts w:ascii="Georgia" w:hAnsi="Georgia"/>
+          <w:color w:val="1A1A1A"/>
+          <w:sz w:val="22"/>
+          <w:szCs w:val="22"/>
+        </w:rPr>
+        <w:t xml:space="preserve"> The Provider reports the following as the Service's own measures: weekly check-in response rate, documented saves (as defined in Schedule 1), and testimonials collected through the Service.</w:t>
+      </w:r>
+    </w:p>
+    <w:p>
+      <w:pPr>
+        <w:pStyle w:val="clause"/>
+        <w:divId w:val="211187090"/>
+        <w:rPr>
+          <w:rFonts w:ascii="Georgia" w:hAnsi="Georgia"/>
+          <w:color w:val="1A1A1A"/>
+          <w:sz w:val="22"/>
+          <w:szCs w:val="22"/>
+        </w:rPr>
+      </w:pPr>
+      <w:r>
+        <w:rPr>
+          <w:rStyle w:val="num1"/>
+          <w:rFonts w:ascii="Georgia" w:hAnsi="Georgia"/>
+          <w:color w:val="1A1A1A"/>
+          <w:sz w:val="22"/>
+          <w:szCs w:val="22"/>
+        </w:rPr>
+        <w:t>7.2</w:t>
+      </w:r>
+      <w:r>
+        <w:rPr>
+          <w:rFonts w:ascii="Georgia" w:hAnsi="Georgia"/>
+          <w:color w:val="1A1A1A"/>
+          <w:sz w:val="22"/>
+          <w:szCs w:val="22"/>
+        </w:rPr>
+        <w:t xml:space="preserve"> Any improvement in the Programme's refund rate or payment-plan completion during the Pilot Period is a </w:t>
       </w:r>
       <w:r>
         <w:rPr>
@@ -2445,7 +1961,7 @@
           <w:sz w:val="22"/>
           <w:szCs w:val="22"/>
         </w:rPr>
-        <w:t>Enrolment trigger:</w:t>
+        <w:t>joint outcome</w:t>
       </w:r>
       <w:r>
         <w:rPr>
@@ -2458,50 +1974,433 @@
       </w:r>
       <w:r>
         <w:rPr>
+          <w:rFonts w:ascii="Georgia" w:hAnsi="Georgia"/>
+          <w:color w:val="1A1A1A"/>
+          <w:sz w:val="22"/>
+          <w:szCs w:val="22"/>
+        </w:rPr>
+        <w:t>of the Client's sales and operations work and the Service; neither party will publicly claim such improvements as solely its own.</w:t>
+      </w:r>
+    </w:p>
+    <w:p>
+      <w:pPr>
+        <w:pStyle w:val="Heading2"/>
+        <w:divId w:val="211187090"/>
+        <w:rPr>
+          <w:rFonts w:ascii="Georgia" w:eastAsia="Times New Roman" w:hAnsi="Georgia"/>
+          <w:color w:val="1A1A1A"/>
+        </w:rPr>
+      </w:pPr>
+      <w:r>
+        <w:rPr>
+          <w:rFonts w:ascii="Georgia" w:eastAsia="Times New Roman" w:hAnsi="Georgia"/>
+          <w:color w:val="1A1A1A"/>
+        </w:rPr>
+        <w:t>8. Confidentiality, warranties and liability</w:t>
+      </w:r>
+    </w:p>
+    <w:p>
+      <w:pPr>
+        <w:pStyle w:val="clause"/>
+        <w:divId w:val="211187090"/>
+        <w:rPr>
+          <w:rFonts w:ascii="Georgia" w:hAnsi="Georgia"/>
+          <w:color w:val="1A1A1A"/>
+          <w:sz w:val="22"/>
+          <w:szCs w:val="22"/>
+        </w:rPr>
+      </w:pPr>
+      <w:r>
+        <w:rPr>
+          <w:rStyle w:val="num1"/>
+          <w:rFonts w:ascii="Georgia" w:hAnsi="Georgia"/>
+          <w:color w:val="1A1A1A"/>
+          <w:sz w:val="22"/>
+          <w:szCs w:val="22"/>
+        </w:rPr>
+        <w:t>8.1</w:t>
+      </w:r>
+      <w:r>
+        <w:rPr>
+          <w:rFonts w:ascii="Georgia" w:hAnsi="Georgia"/>
+          <w:color w:val="1A1A1A"/>
+          <w:sz w:val="22"/>
+          <w:szCs w:val="22"/>
+        </w:rPr>
+        <w:t xml:space="preserve"> Each party will keep the other's non-public business information confidential and use it only for this agreement.</w:t>
+      </w:r>
+    </w:p>
+    <w:p>
+      <w:pPr>
+        <w:pStyle w:val="clause"/>
+        <w:divId w:val="211187090"/>
+        <w:rPr>
+          <w:rFonts w:ascii="Georgia" w:hAnsi="Georgia"/>
+          <w:color w:val="1A1A1A"/>
+          <w:sz w:val="22"/>
+          <w:szCs w:val="22"/>
+        </w:rPr>
+      </w:pPr>
+      <w:r>
+        <w:rPr>
+          <w:rStyle w:val="num1"/>
+          <w:rFonts w:ascii="Georgia" w:hAnsi="Georgia"/>
+          <w:color w:val="1A1A1A"/>
+          <w:sz w:val="22"/>
+          <w:szCs w:val="22"/>
+        </w:rPr>
+        <w:t>8.2</w:t>
+      </w:r>
+      <w:r>
+        <w:rPr>
+          <w:rFonts w:ascii="Georgia" w:hAnsi="Georgia"/>
+          <w:color w:val="1A1A1A"/>
+          <w:sz w:val="22"/>
+          <w:szCs w:val="22"/>
+        </w:rPr>
+        <w:t xml:space="preserve"> The Service is provided "as is" during the Pilot Period; the Provider does not warrant uninterrupted or error-free operation.</w:t>
+      </w:r>
+    </w:p>
+    <w:p>
+      <w:pPr>
+        <w:pStyle w:val="clause"/>
+        <w:divId w:val="211187090"/>
+        <w:rPr>
+          <w:rFonts w:ascii="Georgia" w:hAnsi="Georgia"/>
+          <w:color w:val="1A1A1A"/>
+          <w:sz w:val="22"/>
+          <w:szCs w:val="22"/>
+        </w:rPr>
+      </w:pPr>
+      <w:r>
+        <w:rPr>
+          <w:rStyle w:val="num1"/>
+          <w:rFonts w:ascii="Georgia" w:hAnsi="Georgia"/>
+          <w:color w:val="1A1A1A"/>
+          <w:sz w:val="22"/>
+          <w:szCs w:val="22"/>
+        </w:rPr>
+        <w:t>8.3</w:t>
+      </w:r>
+      <w:r>
+        <w:rPr>
+          <w:rFonts w:ascii="Georgia" w:hAnsi="Georgia"/>
+          <w:color w:val="1A1A1A"/>
+          <w:sz w:val="22"/>
+          <w:szCs w:val="22"/>
+        </w:rPr>
+        <w:t xml:space="preserve"> </w:t>
+      </w:r>
+      <w:r>
+        <w:rPr>
+          <w:rFonts w:ascii="Georgia" w:hAnsi="Georgia"/>
+          <w:color w:val="1A1A1A"/>
+          <w:sz w:val="22"/>
+          <w:szCs w:val="22"/>
+        </w:rPr>
+        <w:t>Each party's total liability under this agreement is capped at the fees paid or payable in the six months before the claim arose. Neither party is liable for indirect or consequential loss. Nothing in this agreement excludes liability that cannot lawfully be excluded.</w:t>
+      </w:r>
+    </w:p>
+    <w:p>
+      <w:pPr>
+        <w:pStyle w:val="Heading2"/>
+        <w:divId w:val="211187090"/>
+        <w:rPr>
+          <w:rFonts w:ascii="Georgia" w:eastAsia="Times New Roman" w:hAnsi="Georgia"/>
+          <w:color w:val="1A1A1A"/>
+        </w:rPr>
+      </w:pPr>
+      <w:r>
+        <w:rPr>
+          <w:rFonts w:ascii="Georgia" w:eastAsia="Times New Roman" w:hAnsi="Georgia"/>
+          <w:color w:val="1A1A1A"/>
+        </w:rPr>
+        <w:t>9. Termination</w:t>
+      </w:r>
+    </w:p>
+    <w:p>
+      <w:pPr>
+        <w:pStyle w:val="clause"/>
+        <w:divId w:val="211187090"/>
+        <w:rPr>
+          <w:rFonts w:ascii="Georgia" w:hAnsi="Georgia"/>
+          <w:color w:val="1A1A1A"/>
+          <w:sz w:val="22"/>
+          <w:szCs w:val="22"/>
+        </w:rPr>
+      </w:pPr>
+      <w:r>
+        <w:rPr>
+          <w:rStyle w:val="num1"/>
+          <w:rFonts w:ascii="Georgia" w:hAnsi="Georgia"/>
+          <w:color w:val="1A1A1A"/>
+          <w:sz w:val="22"/>
+          <w:szCs w:val="22"/>
+        </w:rPr>
+        <w:t>9.1</w:t>
+      </w:r>
+      <w:r>
+        <w:rPr>
+          <w:rFonts w:ascii="Georgia" w:hAnsi="Georgia"/>
+          <w:color w:val="1A1A1A"/>
+          <w:sz w:val="22"/>
+          <w:szCs w:val="22"/>
+        </w:rPr>
+        <w:t xml:space="preserve"> </w:t>
+      </w:r>
+      <w:r>
+        <w:rPr>
+          <w:rFonts w:ascii="Georgia" w:hAnsi="Georgia"/>
+          <w:color w:val="1A1A1A"/>
+          <w:sz w:val="22"/>
+          <w:szCs w:val="22"/>
+        </w:rPr>
+        <w:t>Before the first payment date, either party may terminate at any time on 14 days' written notice, with nothing owed. From the first payment date, the agreement runs for the Initial Term and then continues month to month unless either party gives 30 days' written notice.</w:t>
+      </w:r>
+    </w:p>
+    <w:p>
+      <w:pPr>
+        <w:pStyle w:val="clause"/>
+        <w:divId w:val="211187090"/>
+        <w:rPr>
+          <w:rFonts w:ascii="Georgia" w:hAnsi="Georgia"/>
+          <w:color w:val="1A1A1A"/>
+          <w:sz w:val="22"/>
+          <w:szCs w:val="22"/>
+        </w:rPr>
+      </w:pPr>
+      <w:r>
+        <w:rPr>
+          <w:rStyle w:val="num1"/>
+          <w:rFonts w:ascii="Georgia" w:hAnsi="Georgia"/>
+          <w:color w:val="1A1A1A"/>
+          <w:sz w:val="22"/>
+          <w:szCs w:val="22"/>
+        </w:rPr>
+        <w:t>9.2</w:t>
+      </w:r>
+      <w:r>
+        <w:rPr>
+          <w:rFonts w:ascii="Georgia" w:hAnsi="Georgia"/>
+          <w:color w:val="1A1A1A"/>
+          <w:sz w:val="22"/>
+          <w:szCs w:val="22"/>
+        </w:rPr>
+        <w:t xml:space="preserve"> Either party may terminate immediately if the other materially breaches this agreement and does not fix the breach within 14 days of written notice.</w:t>
+      </w:r>
+    </w:p>
+    <w:p>
+      <w:pPr>
+        <w:pStyle w:val="clause"/>
+        <w:divId w:val="211187090"/>
+        <w:rPr>
+          <w:rFonts w:ascii="Georgia" w:hAnsi="Georgia"/>
+          <w:color w:val="1A1A1A"/>
+          <w:sz w:val="22"/>
+          <w:szCs w:val="22"/>
+        </w:rPr>
+      </w:pPr>
+      <w:r>
+        <w:rPr>
+          <w:rStyle w:val="num1"/>
+          <w:rFonts w:ascii="Georgia" w:hAnsi="Georgia"/>
+          <w:color w:val="1A1A1A"/>
+          <w:sz w:val="22"/>
+          <w:szCs w:val="22"/>
+        </w:rPr>
+        <w:t>9.3</w:t>
+      </w:r>
+      <w:r>
+        <w:rPr>
+          <w:rFonts w:ascii="Georgia" w:hAnsi="Georgia"/>
+          <w:color w:val="1A1A1A"/>
+          <w:sz w:val="22"/>
+          <w:szCs w:val="22"/>
+        </w:rPr>
+        <w:t xml:space="preserve"> </w:t>
+      </w:r>
+      <w:r>
+        <w:rPr>
+          <w:rFonts w:ascii="Georgia" w:hAnsi="Georgia"/>
+          <w:color w:val="1A1A1A"/>
+          <w:sz w:val="22"/>
+          <w:szCs w:val="22"/>
+        </w:rPr>
+        <w:t>On termination the licence ends; student links are deactivated after the data export in clause 6.2; and clauses 5, 6.2, 7.2 and 8 survive.</w:t>
+      </w:r>
+    </w:p>
+    <w:p>
+      <w:pPr>
+        <w:pStyle w:val="Heading2"/>
+        <w:divId w:val="211187090"/>
+        <w:rPr>
+          <w:rFonts w:ascii="Georgia" w:eastAsia="Times New Roman" w:hAnsi="Georgia"/>
+          <w:color w:val="1A1A1A"/>
+        </w:rPr>
+      </w:pPr>
+      <w:r>
+        <w:rPr>
+          <w:rFonts w:ascii="Georgia" w:eastAsia="Times New Roman" w:hAnsi="Georgia"/>
+          <w:color w:val="1A1A1A"/>
+        </w:rPr>
+        <w:t>10. General</w:t>
+      </w:r>
+    </w:p>
+    <w:p>
+      <w:pPr>
+        <w:pStyle w:val="clause"/>
+        <w:divId w:val="211187090"/>
+        <w:rPr>
+          <w:rFonts w:ascii="Georgia" w:hAnsi="Georgia"/>
+          <w:color w:val="1A1A1A"/>
+          <w:sz w:val="22"/>
+          <w:szCs w:val="22"/>
+        </w:rPr>
+      </w:pPr>
+      <w:r>
+        <w:rPr>
+          <w:rStyle w:val="num1"/>
+          <w:rFonts w:ascii="Georgia" w:hAnsi="Georgia"/>
+          <w:color w:val="1A1A1A"/>
+          <w:sz w:val="22"/>
+          <w:szCs w:val="22"/>
+        </w:rPr>
+        <w:t>10.1</w:t>
+      </w:r>
+      <w:r>
+        <w:rPr>
+          <w:rFonts w:ascii="Georgia" w:hAnsi="Georgia"/>
+          <w:color w:val="1A1A1A"/>
+          <w:sz w:val="22"/>
+          <w:szCs w:val="22"/>
+        </w:rPr>
+        <w:t xml:space="preserve"> This agreement (with its Schedule and the NLS Acknowledgment) is the entire agreement about its subject matter. Changes must be agreed in writing.</w:t>
+      </w:r>
+    </w:p>
+    <w:p>
+      <w:pPr>
+        <w:pStyle w:val="clause"/>
+        <w:divId w:val="211187090"/>
+        <w:rPr>
+          <w:rFonts w:ascii="Georgia" w:hAnsi="Georgia"/>
+          <w:color w:val="1A1A1A"/>
+          <w:sz w:val="22"/>
+          <w:szCs w:val="22"/>
+        </w:rPr>
+      </w:pPr>
+      <w:r>
+        <w:rPr>
+          <w:rStyle w:val="num1"/>
+          <w:rFonts w:ascii="Georgia" w:hAnsi="Georgia"/>
+          <w:color w:val="1A1A1A"/>
+          <w:sz w:val="22"/>
+          <w:szCs w:val="22"/>
+        </w:rPr>
+        <w:t>10.2</w:t>
+      </w:r>
+      <w:r>
+        <w:rPr>
+          <w:rFonts w:ascii="Georgia" w:hAnsi="Georgia"/>
+          <w:color w:val="1A1A1A"/>
+          <w:sz w:val="22"/>
+          <w:szCs w:val="22"/>
+        </w:rPr>
+        <w:t xml:space="preserve"> Neither party may assign this agreement without the other's written consent.</w:t>
+      </w:r>
+    </w:p>
+    <w:p>
+      <w:pPr>
+        <w:pStyle w:val="clause"/>
+        <w:divId w:val="211187090"/>
+        <w:rPr>
+          <w:rFonts w:ascii="Georgia" w:hAnsi="Georgia"/>
+          <w:color w:val="1A1A1A"/>
+          <w:sz w:val="22"/>
+          <w:szCs w:val="22"/>
+        </w:rPr>
+      </w:pPr>
+      <w:r>
+        <w:rPr>
+          <w:rStyle w:val="num1"/>
+          <w:rFonts w:ascii="Georgia" w:hAnsi="Georgia"/>
+          <w:color w:val="1A1A1A"/>
+          <w:sz w:val="22"/>
+          <w:szCs w:val="22"/>
+        </w:rPr>
+        <w:t>10.3</w:t>
+      </w:r>
+      <w:r>
+        <w:rPr>
+          <w:rFonts w:ascii="Georgia" w:hAnsi="Georgia"/>
+          <w:color w:val="1A1A1A"/>
+          <w:sz w:val="22"/>
+          <w:szCs w:val="22"/>
+        </w:rPr>
+        <w:t xml:space="preserve"> This agreement is governed by the law of </w:t>
+      </w:r>
+      <w:r>
+        <w:rPr>
           <w:rStyle w:val="fill1"/>
           <w:color w:val="1A1A1A"/>
         </w:rPr>
-        <w:t>[Close event, e.g. opportunity marked won in pipeline X]</w:t>
-      </w:r>
-      <w:r>
-        <w:rPr>
-          <w:rFonts w:ascii="Georgia" w:hAnsi="Georgia"/>
-          <w:color w:val="1A1A1A"/>
-          <w:sz w:val="22"/>
-          <w:szCs w:val="22"/>
-        </w:rPr>
-        <w:t>.</w:t>
-      </w:r>
-    </w:p>
-    <w:p>
-      <w:pPr>
-        <w:pStyle w:val="clause"/>
-        <w:divId w:val="2134664497"/>
-        <w:rPr>
-          <w:rFonts w:ascii="Georgia" w:hAnsi="Georgia"/>
-          <w:color w:val="1A1A1A"/>
-          <w:sz w:val="22"/>
-          <w:szCs w:val="22"/>
-        </w:rPr>
-      </w:pPr>
-      <w:r>
-        <w:rPr>
-          <w:rStyle w:val="num1"/>
-          <w:rFonts w:ascii="Georgia" w:hAnsi="Georgia"/>
-          <w:color w:val="1A1A1A"/>
-          <w:sz w:val="22"/>
-          <w:szCs w:val="22"/>
-        </w:rPr>
-        <w:t>S5.</w:t>
-      </w:r>
-      <w:r>
-        <w:rPr>
-          <w:rFonts w:ascii="Georgia" w:hAnsi="Georgia"/>
-          <w:color w:val="1A1A1A"/>
-          <w:sz w:val="22"/>
-          <w:szCs w:val="22"/>
-        </w:rPr>
-        <w:t xml:space="preserve"> </w:t>
+        <w:t>[England and Wales — solicitor to confirm vs the Client's US state]</w:t>
+      </w:r>
+      <w:r>
+        <w:rPr>
+          <w:rFonts w:ascii="Georgia" w:hAnsi="Georgia"/>
+          <w:color w:val="1A1A1A"/>
+          <w:sz w:val="22"/>
+          <w:szCs w:val="22"/>
+        </w:rPr>
+        <w:t>, and the courts of that jurisdiction have exclusive jurisdiction.</w:t>
+      </w:r>
+    </w:p>
+    <w:p>
+      <w:pPr>
+        <w:pStyle w:val="Heading2"/>
+        <w:divId w:val="1421946264"/>
+        <w:rPr>
+          <w:rFonts w:ascii="Georgia" w:eastAsia="Times New Roman" w:hAnsi="Georgia"/>
+          <w:color w:val="1A1A1A"/>
+        </w:rPr>
+      </w:pPr>
+      <w:r>
+        <w:rPr>
+          <w:rFonts w:ascii="Georgia" w:eastAsia="Times New Roman" w:hAnsi="Georgia"/>
+          <w:color w:val="1A1A1A"/>
+        </w:rPr>
+        <w:t>Schedule 1 — Definitions and operational details</w:t>
+      </w:r>
+    </w:p>
+    <w:p>
+      <w:pPr>
+        <w:pStyle w:val="clause"/>
+        <w:divId w:val="1421946264"/>
+        <w:rPr>
+          <w:rFonts w:ascii="Georgia" w:hAnsi="Georgia"/>
+          <w:color w:val="1A1A1A"/>
+          <w:sz w:val="22"/>
+          <w:szCs w:val="22"/>
+        </w:rPr>
+      </w:pPr>
+      <w:r>
+        <w:rPr>
+          <w:rStyle w:val="num1"/>
+          <w:rFonts w:ascii="Georgia" w:hAnsi="Georgia"/>
+          <w:color w:val="1A1A1A"/>
+          <w:sz w:val="22"/>
+          <w:szCs w:val="22"/>
+        </w:rPr>
+        <w:t>S1.</w:t>
+      </w:r>
+      <w:r>
+        <w:rPr>
+          <w:rFonts w:ascii="Georgia" w:hAnsi="Georgia"/>
+          <w:color w:val="1A1A1A"/>
+          <w:sz w:val="22"/>
+          <w:szCs w:val="22"/>
+        </w:rPr>
+        <w:t xml:space="preserve"> "</w:t>
       </w:r>
       <w:r>
         <w:rPr>
@@ -2512,6 +2411,267 @@
           <w:sz w:val="22"/>
           <w:szCs w:val="22"/>
         </w:rPr>
+        <w:t>Save</w:t>
+      </w:r>
+      <w:r>
+        <w:rPr>
+          <w:rFonts w:ascii="Georgia" w:hAnsi="Georgia"/>
+          <w:color w:val="1A1A1A"/>
+          <w:sz w:val="22"/>
+          <w:szCs w:val="22"/>
+        </w:rPr>
+        <w:t>" means: a student flagged red by the Service, followed by a logged intervention, who returns to green within 21 days with their payment plan intact — written up in the week it happens and acknowledged by the Client's operational contact.</w:t>
+      </w:r>
+    </w:p>
+    <w:p>
+      <w:pPr>
+        <w:pStyle w:val="clause"/>
+        <w:divId w:val="1421946264"/>
+        <w:rPr>
+          <w:rFonts w:ascii="Georgia" w:hAnsi="Georgia"/>
+          <w:color w:val="1A1A1A"/>
+          <w:sz w:val="22"/>
+          <w:szCs w:val="22"/>
+        </w:rPr>
+      </w:pPr>
+      <w:r>
+        <w:rPr>
+          <w:rStyle w:val="num1"/>
+          <w:rFonts w:ascii="Georgia" w:hAnsi="Georgia"/>
+          <w:color w:val="1A1A1A"/>
+          <w:sz w:val="22"/>
+          <w:szCs w:val="22"/>
+        </w:rPr>
+        <w:t>S2.</w:t>
+      </w:r>
+      <w:r>
+        <w:rPr>
+          <w:rFonts w:ascii="Georgia" w:hAnsi="Georgia"/>
+          <w:color w:val="1A1A1A"/>
+          <w:sz w:val="22"/>
+          <w:szCs w:val="22"/>
+        </w:rPr>
+        <w:t xml:space="preserve"> </w:t>
+      </w:r>
+      <w:r>
+        <w:rPr>
+          <w:rFonts w:ascii="Georgia" w:hAnsi="Georgia"/>
+          <w:b/>
+          <w:bCs/>
+          <w:color w:val="1A1A1A"/>
+          <w:sz w:val="22"/>
+          <w:szCs w:val="22"/>
+        </w:rPr>
+        <w:t>Pilot metrics</w:t>
+      </w:r>
+      <w:r>
+        <w:rPr>
+          <w:rFonts w:ascii="Georgia" w:hAnsi="Georgia"/>
+          <w:color w:val="1A1A1A"/>
+          <w:sz w:val="22"/>
+          <w:szCs w:val="22"/>
+        </w:rPr>
+        <w:t xml:space="preserve"> </w:t>
+      </w:r>
+      <w:r>
+        <w:rPr>
+          <w:rFonts w:ascii="Georgia" w:hAnsi="Georgia"/>
+          <w:color w:val="1A1A1A"/>
+          <w:sz w:val="22"/>
+          <w:szCs w:val="22"/>
+        </w:rPr>
+        <w:t>(measured across the Pilot Period): weekly check-in response rate; documented saves; testimonials collected; and — reported jointly under clause 7.2 — refund rate and payment-plan completion against the Programme's baseline.</w:t>
+      </w:r>
+    </w:p>
+    <w:p>
+      <w:pPr>
+        <w:pStyle w:val="clause"/>
+        <w:divId w:val="1421946264"/>
+        <w:rPr>
+          <w:rFonts w:ascii="Georgia" w:hAnsi="Georgia"/>
+          <w:color w:val="1A1A1A"/>
+          <w:sz w:val="22"/>
+          <w:szCs w:val="22"/>
+        </w:rPr>
+      </w:pPr>
+      <w:r>
+        <w:rPr>
+          <w:rStyle w:val="num1"/>
+          <w:rFonts w:ascii="Georgia" w:hAnsi="Georgia"/>
+          <w:color w:val="1A1A1A"/>
+          <w:sz w:val="22"/>
+          <w:szCs w:val="22"/>
+        </w:rPr>
+        <w:t>S3.</w:t>
+      </w:r>
+      <w:r>
+        <w:rPr>
+          <w:rFonts w:ascii="Georgia" w:hAnsi="Georgia"/>
+          <w:color w:val="1A1A1A"/>
+          <w:sz w:val="22"/>
+          <w:szCs w:val="22"/>
+        </w:rPr>
+        <w:t xml:space="preserve"> </w:t>
+      </w:r>
+      <w:r>
+        <w:rPr>
+          <w:rFonts w:ascii="Georgia" w:hAnsi="Georgia"/>
+          <w:b/>
+          <w:bCs/>
+          <w:color w:val="1A1A1A"/>
+          <w:sz w:val="22"/>
+          <w:szCs w:val="22"/>
+        </w:rPr>
+        <w:t>Named console users at signature:</w:t>
+      </w:r>
+      <w:r>
+        <w:rPr>
+          <w:rFonts w:ascii="Georgia" w:hAnsi="Georgia"/>
+          <w:color w:val="1A1A1A"/>
+          <w:sz w:val="22"/>
+          <w:szCs w:val="22"/>
+        </w:rPr>
+        <w:t xml:space="preserve"> Nikita Bryant (Provider); Cassie </w:t>
+      </w:r>
+      <w:r>
+        <w:rPr>
+          <w:rStyle w:val="fill1"/>
+          <w:color w:val="1A1A1A"/>
+        </w:rPr>
+        <w:t>[SURNAME]</w:t>
+      </w:r>
+      <w:r>
+        <w:rPr>
+          <w:rFonts w:ascii="Georgia" w:hAnsi="Georgia"/>
+          <w:color w:val="1A1A1A"/>
+          <w:sz w:val="22"/>
+          <w:szCs w:val="22"/>
+        </w:rPr>
+        <w:t xml:space="preserve"> (Client); </w:t>
+      </w:r>
+      <w:r>
+        <w:rPr>
+          <w:rStyle w:val="fill1"/>
+          <w:color w:val="1A1A1A"/>
+        </w:rPr>
+        <w:t>[Makenna — read access, optional]</w:t>
+      </w:r>
+      <w:r>
+        <w:rPr>
+          <w:rFonts w:ascii="Georgia" w:hAnsi="Georgia"/>
+          <w:color w:val="1A1A1A"/>
+          <w:sz w:val="22"/>
+          <w:szCs w:val="22"/>
+        </w:rPr>
+        <w:t>.</w:t>
+      </w:r>
+    </w:p>
+    <w:p>
+      <w:pPr>
+        <w:pStyle w:val="clause"/>
+        <w:divId w:val="1421946264"/>
+        <w:rPr>
+          <w:rFonts w:ascii="Georgia" w:hAnsi="Georgia"/>
+          <w:color w:val="1A1A1A"/>
+          <w:sz w:val="22"/>
+          <w:szCs w:val="22"/>
+        </w:rPr>
+      </w:pPr>
+      <w:r>
+        <w:rPr>
+          <w:rStyle w:val="num1"/>
+          <w:rFonts w:ascii="Georgia" w:hAnsi="Georgia"/>
+          <w:color w:val="1A1A1A"/>
+          <w:sz w:val="22"/>
+          <w:szCs w:val="22"/>
+        </w:rPr>
+        <w:t>S4.</w:t>
+      </w:r>
+      <w:r>
+        <w:rPr>
+          <w:rFonts w:ascii="Georgia" w:hAnsi="Georgia"/>
+          <w:color w:val="1A1A1A"/>
+          <w:sz w:val="22"/>
+          <w:szCs w:val="22"/>
+        </w:rPr>
+        <w:t xml:space="preserve"> </w:t>
+      </w:r>
+      <w:r>
+        <w:rPr>
+          <w:rFonts w:ascii="Georgia" w:hAnsi="Georgia"/>
+          <w:b/>
+          <w:bCs/>
+          <w:color w:val="1A1A1A"/>
+          <w:sz w:val="22"/>
+          <w:szCs w:val="22"/>
+        </w:rPr>
+        <w:t>Enrolment trigger:</w:t>
+      </w:r>
+      <w:r>
+        <w:rPr>
+          <w:rFonts w:ascii="Georgia" w:hAnsi="Georgia"/>
+          <w:color w:val="1A1A1A"/>
+          <w:sz w:val="22"/>
+          <w:szCs w:val="22"/>
+        </w:rPr>
+        <w:t xml:space="preserve"> </w:t>
+      </w:r>
+      <w:r>
+        <w:rPr>
+          <w:rStyle w:val="fill1"/>
+          <w:color w:val="1A1A1A"/>
+        </w:rPr>
+        <w:t>[Close event, e.g. opportunity marked won in pipeline X]</w:t>
+      </w:r>
+      <w:r>
+        <w:rPr>
+          <w:rFonts w:ascii="Georgia" w:hAnsi="Georgia"/>
+          <w:color w:val="1A1A1A"/>
+          <w:sz w:val="22"/>
+          <w:szCs w:val="22"/>
+        </w:rPr>
+        <w:t>.</w:t>
+      </w:r>
+    </w:p>
+    <w:p>
+      <w:pPr>
+        <w:pStyle w:val="clause"/>
+        <w:divId w:val="1421946264"/>
+        <w:rPr>
+          <w:rFonts w:ascii="Georgia" w:hAnsi="Georgia"/>
+          <w:color w:val="1A1A1A"/>
+          <w:sz w:val="22"/>
+          <w:szCs w:val="22"/>
+        </w:rPr>
+      </w:pPr>
+      <w:r>
+        <w:rPr>
+          <w:rStyle w:val="num1"/>
+          <w:rFonts w:ascii="Georgia" w:hAnsi="Georgia"/>
+          <w:color w:val="1A1A1A"/>
+          <w:sz w:val="22"/>
+          <w:szCs w:val="22"/>
+        </w:rPr>
+        <w:t>S5.</w:t>
+      </w:r>
+      <w:r>
+        <w:rPr>
+          <w:rFonts w:ascii="Georgia" w:hAnsi="Georgia"/>
+          <w:color w:val="1A1A1A"/>
+          <w:sz w:val="22"/>
+          <w:szCs w:val="22"/>
+        </w:rPr>
+        <w:t xml:space="preserve"> </w:t>
+      </w:r>
+      <w:r>
+        <w:rPr>
+          <w:rFonts w:ascii="Georgia" w:hAnsi="Georgia"/>
+          <w:b/>
+          <w:bCs/>
+          <w:color w:val="1A1A1A"/>
+          <w:sz w:val="22"/>
+          <w:szCs w:val="22"/>
+        </w:rPr>
         <w:t>Invoicing details:</w:t>
       </w:r>
       <w:r>
@@ -2554,13 +2714,64 @@
           <w:szCs w:val="22"/>
         </w:rPr>
         <w:t>.</w:t>
+      </w:r>
+    </w:p>
+    <w:p>
+      <w:pPr>
+        <w:pStyle w:val="clause"/>
+        <w:divId w:val="1421946264"/>
+        <w:rPr>
+          <w:rFonts w:ascii="Georgia" w:hAnsi="Georgia"/>
+          <w:color w:val="1A1A1A"/>
+          <w:sz w:val="22"/>
+          <w:szCs w:val="22"/>
+        </w:rPr>
+      </w:pPr>
+      <w:r>
+        <w:rPr>
+          <w:rStyle w:val="num1"/>
+          <w:rFonts w:ascii="Georgia" w:hAnsi="Georgia"/>
+          <w:color w:val="1A1A1A"/>
+          <w:sz w:val="22"/>
+          <w:szCs w:val="22"/>
+        </w:rPr>
+        <w:t>S6.</w:t>
+      </w:r>
+      <w:r>
+        <w:rPr>
+          <w:rFonts w:ascii="Georgia" w:hAnsi="Georgia"/>
+          <w:color w:val="1A1A1A"/>
+          <w:sz w:val="22"/>
+          <w:szCs w:val="22"/>
+        </w:rPr>
+        <w:t xml:space="preserve"> </w:t>
+      </w:r>
+      <w:r>
+        <w:rPr>
+          <w:rFonts w:ascii="Georgia" w:hAnsi="Georgia"/>
+          <w:b/>
+          <w:bCs/>
+          <w:color w:val="1A1A1A"/>
+          <w:sz w:val="22"/>
+          <w:szCs w:val="22"/>
+        </w:rPr>
+        <w:t>The Milestamp Standard tier</w:t>
+      </w:r>
+      <w:r>
+        <w:rPr>
+          <w:rFonts w:ascii="Georgia" w:hAnsi="Georgia"/>
+          <w:color w:val="1A1A1A"/>
+          <w:sz w:val="22"/>
+          <w:szCs w:val="22"/>
+        </w:rPr>
+        <w:t xml:space="preserve"> includes, in addition to the core proof engine (baseline intake, weekly check-ins, student progress pages, team console, flags and case-study drafting): the full win-card art system and completion stamp book as released; harvest automation on testimonial timing; SMS delivery (and WhatsApp once SMS is proven); CRM write-back to Close; milestone architecture configured for the Programme at onboarding; and priority support.</w:t>
       </w:r>
     </w:p>
     <w:p>
       <w:pPr>
         <w:pStyle w:val="Heading2"/>
         <w:pageBreakBefore/>
-        <w:divId w:val="21782111"/>
+        <w:divId w:val="211187090"/>
         <w:rPr>
           <w:rFonts w:ascii="Georgia" w:eastAsia="Times New Roman" w:hAnsi="Georgia"/>
           <w:color w:val="1A1A1A"/>
@@ -2577,7 +2788,7 @@
     <w:p>
       <w:pPr>
         <w:pStyle w:val="NormalWeb"/>
-        <w:divId w:val="21782111"/>
+        <w:divId w:val="211187090"/>
         <w:rPr>
           <w:rFonts w:ascii="Georgia" w:hAnsi="Georgia"/>
           <w:color w:val="1A1A1A"/>
@@ -2612,7 +2823,7 @@
       </w:tblGrid>
       <w:tr>
         <w:trPr>
-          <w:divId w:val="21782111"/>
+          <w:divId w:val="211187090"/>
         </w:trPr>
         <w:tc>
           <w:tcPr>
@@ -2649,7 +2860,7 @@
           </w:p>
           <w:p>
             <w:pPr>
-              <w:divId w:val="987586358"/>
+              <w:divId w:val="862130614"/>
               <w:rPr>
                 <w:rFonts w:ascii="Georgia" w:eastAsia="Times New Roman" w:hAnsi="Georgia"/>
                 <w:color w:val="1A1A1A"/>
@@ -2751,7 +2962,7 @@
           </w:p>
           <w:p>
             <w:pPr>
-              <w:divId w:val="823351095"/>
+              <w:divId w:val="1912351544"/>
               <w:rPr>
                 <w:rFonts w:ascii="Georgia" w:eastAsia="Times New Roman" w:hAnsi="Georgia"/>
                 <w:color w:val="1A1A1A"/>
@@ -2863,7 +3074,7 @@
       <w:pPr>
         <w:pStyle w:val="small"/>
         <w:spacing w:before="320"/>
-        <w:divId w:val="21782111"/>
+        <w:divId w:val="211187090"/>
         <w:rPr>
           <w:rFonts w:ascii="Georgia" w:hAnsi="Georgia"/>
         </w:rPr>
